--- a/projects/valuepickr-open-screen/docs/Kusumgar Ltd.docx
+++ b/projects/valuepickr-open-screen/docs/Kusumgar Ltd.docx
@@ -32,7 +32,7 @@
           <w:sz w:val="22"/>
           <w:szCs w:val="22"/>
         </w:rPr>
-        <w:t xml:space="preserve">Niche defense-parachute-fabric monopoly with a real margin inflection, but recently IPO'd and unproven at scale</w:t>
+        <w:t xml:space="preserve">Niche defence-parachute-fabric monopoly (DRDO/ADRDE tech-transfer, Gaganyaan partner) with a genuine Q1 FY27 revenue+margin inflection as finished-parachute contracts ramp — but recently 100% OFS-IPO'd, lumpy government-order revenue, and management declines to guide or disclose its order book</w:t>
       </w:r>
     </w:p>
     <w:p>
@@ -99,61 +99,34 @@
           </w:tcPr>
           <w:p>
             <w:r>
-              <w:t xml:space="preserve">~Rs 6,010 Cr (implied ~Rs 5,000 Cr at IPO listing)</w:t>
-            </w:r>
-          </w:p>
-        </w:tc>
-      </w:tr>
-      <w:tr>
-        <w:tc>
-          <w:tcPr>
-            <w:tcW w:type="dxa" w:w="3200"/>
-            <w:shd w:fill="F2F2F2" w:val="clear"/>
-          </w:tcPr>
-          <w:p>
-            <w:r>
-              <w:rPr>
-                <w:b/>
-                <w:bCs/>
-              </w:rPr>
-              <w:t xml:space="preserve">ROE</w:t>
-            </w:r>
-          </w:p>
-        </w:tc>
-        <w:tc>
-          <w:tcPr>
-            <w:tcW w:type="dxa" w:w="5800"/>
-          </w:tcPr>
-          <w:p>
-            <w:r>
-              <w:t xml:space="preserve">56.26% (last reported FY, likely distorted by recent capital structure/IPO)</w:t>
-            </w:r>
-          </w:p>
-        </w:tc>
-      </w:tr>
-      <w:tr>
-        <w:tc>
-          <w:tcPr>
-            <w:tcW w:type="dxa" w:w="3200"/>
-            <w:shd w:fill="F2F2F2" w:val="clear"/>
-          </w:tcPr>
-          <w:p>
-            <w:r>
-              <w:rPr>
-                <w:b/>
-                <w:bCs/>
-              </w:rPr>
-              <w:t xml:space="preserve">ROCE</w:t>
-            </w:r>
-          </w:p>
-        </w:tc>
-        <w:tc>
-          <w:tcPr>
-            <w:tcW w:type="dxa" w:w="5800"/>
-          </w:tcPr>
-          <w:p>
-            <w:r>
-              <w:t xml:space="preserve">Not found this pass</w:t>
+              <w:t xml:space="preserve">~Rs 5,925 Cr</w:t>
+            </w:r>
+          </w:p>
+        </w:tc>
+      </w:tr>
+      <w:tr>
+        <w:tc>
+          <w:tcPr>
+            <w:tcW w:type="dxa" w:w="3200"/>
+            <w:shd w:fill="F2F2F2" w:val="clear"/>
+          </w:tcPr>
+          <w:p>
+            <w:r>
+              <w:rPr>
+                <w:b/>
+                <w:bCs/>
+              </w:rPr>
+              <w:t xml:space="preserve">P/E / ROCE / ROE</w:t>
+            </w:r>
+          </w:p>
+        </w:tc>
+        <w:tc>
+          <w:tcPr>
+            <w:tcW w:type="dxa" w:w="5800"/>
+          </w:tcPr>
+          <w:p>
+            <w:r>
+              <w:t xml:space="preserve">~47x / 18.8% / 18.6% (P/E ~28-33x on an annualised Q1 FY27 run-rate)</w:t>
             </w:r>
           </w:p>
         </w:tc>
@@ -180,34 +153,115 @@
           </w:tcPr>
           <w:p>
             <w:r>
-              <w:t xml:space="preserve">Not quantified; debtor days worsened 59 to 117 days (working-capital caution)</w:t>
-            </w:r>
-          </w:p>
-        </w:tc>
-      </w:tr>
-      <w:tr>
-        <w:tc>
-          <w:tcPr>
-            <w:tcW w:type="dxa" w:w="3200"/>
-            <w:shd w:fill="F2F2F2" w:val="clear"/>
-          </w:tcPr>
-          <w:p>
-            <w:r>
-              <w:rPr>
-                <w:b/>
-                <w:bCs/>
-              </w:rPr>
-              <w:t xml:space="preserve">Revenue growth</w:t>
-            </w:r>
-          </w:p>
-        </w:tc>
-        <w:tc>
-          <w:tcPr>
-            <w:tcW w:type="dxa" w:w="5800"/>
-          </w:tcPr>
-          <w:p>
-            <w:r>
-              <w:t xml:space="preserve">FY26 revenue fell 11.2% YoY (Rs 692 Cr vs Rs 779 Cr FY25) after a 66.5% FY25 surge; EBITDA margin 27.1% FY26 expanding to 31.0% in Q1 FY27</w:t>
+              <w:t xml:space="preserve">Borrowings ~Rs 290 Cr FY26 (~Rs 301 Cr FY25); net debt/EBITDA ~1.5x</w:t>
+            </w:r>
+          </w:p>
+        </w:tc>
+      </w:tr>
+      <w:tr>
+        <w:tc>
+          <w:tcPr>
+            <w:tcW w:type="dxa" w:w="3200"/>
+            <w:shd w:fill="F2F2F2" w:val="clear"/>
+          </w:tcPr>
+          <w:p>
+            <w:r>
+              <w:rPr>
+                <w:b/>
+                <w:bCs/>
+              </w:rPr>
+              <w:t xml:space="preserve">Revenue</w:t>
+            </w:r>
+          </w:p>
+        </w:tc>
+        <w:tc>
+          <w:tcPr>
+            <w:tcW w:type="dxa" w:w="5800"/>
+          </w:tcPr>
+          <w:p>
+            <w:r>
+              <w:t xml:space="preserve">FY23-26 Rs 313 -&gt; 474 -&gt; 806 -&gt; 676 Cr (FY26 -16% YoY after a +70% FY25); PAT Rs 37 -&gt; 81 -&gt; 109 -&gt; 88 Cr</w:t>
+            </w:r>
+          </w:p>
+        </w:tc>
+      </w:tr>
+      <w:tr>
+        <w:tc>
+          <w:tcPr>
+            <w:tcW w:type="dxa" w:w="3200"/>
+            <w:shd w:fill="F2F2F2" w:val="clear"/>
+          </w:tcPr>
+          <w:p>
+            <w:r>
+              <w:rPr>
+                <w:b/>
+                <w:bCs/>
+              </w:rPr>
+              <w:t xml:space="preserve">Q1 FY27</w:t>
+            </w:r>
+          </w:p>
+        </w:tc>
+        <w:tc>
+          <w:tcPr>
+            <w:tcW w:type="dxa" w:w="5800"/>
+          </w:tcPr>
+          <w:p>
+            <w:r>
+              <w:t xml:space="preserve">Consol revenue Rs 247.2 Cr +102% YoY (down 21% QoQ from a one-off post-tariff export surge); consol PAT Rs 42.6 Cr +882% YoY; EBITDA margin 31.1% vs ~22% YoY, vs 41% in Q4 FY26</w:t>
+            </w:r>
+          </w:p>
+        </w:tc>
+      </w:tr>
+      <w:tr>
+        <w:tc>
+          <w:tcPr>
+            <w:tcW w:type="dxa" w:w="3200"/>
+            <w:shd w:fill="F2F2F2" w:val="clear"/>
+          </w:tcPr>
+          <w:p>
+            <w:r>
+              <w:rPr>
+                <w:b/>
+                <w:bCs/>
+              </w:rPr>
+              <w:t xml:space="preserve">Capacity utilisation</w:t>
+            </w:r>
+          </w:p>
+        </w:tc>
+        <w:tc>
+          <w:tcPr>
+            <w:tcW w:type="dxa" w:w="5800"/>
+          </w:tcPr>
+          <w:p>
+            <w:r>
+              <w:t xml:space="preserve">55-60%; large capex line fully operational last year; only maintenance capex (5-10% of gross block) planned FY27-28</w:t>
+            </w:r>
+          </w:p>
+        </w:tc>
+      </w:tr>
+      <w:tr>
+        <w:tc>
+          <w:tcPr>
+            <w:tcW w:type="dxa" w:w="3200"/>
+            <w:shd w:fill="F2F2F2" w:val="clear"/>
+          </w:tcPr>
+          <w:p>
+            <w:r>
+              <w:rPr>
+                <w:b/>
+                <w:bCs/>
+              </w:rPr>
+              <w:t xml:space="preserve">Working capital</w:t>
+            </w:r>
+          </w:p>
+        </w:tc>
+        <w:tc>
+          <w:tcPr>
+            <w:tcW w:type="dxa" w:w="5800"/>
+          </w:tcPr>
+          <w:p>
+            <w:r>
+              <w:t xml:space="preserve">Debtor days spiked 59 -&gt; 117 (Q4 FY26 quarter-end shipments; management says normalising)</w:t>
             </w:r>
           </w:p>
         </w:tc>
@@ -234,7 +288,7 @@
           </w:tcPr>
           <w:p>
             <w:r>
-              <w:t xml:space="preserve">Rs 548 - 659.5 (thinly traded since recent IPO)</w:t>
+              <w:t xml:space="preserve">Rs 548 - 659.5 (thinly traded since Jul-2026 IPO)</w:t>
             </w:r>
           </w:p>
         </w:tc>
@@ -250,7 +304,7 @@
         <w:spacing w:after="120"/>
       </w:pPr>
       <w:r>
-        <w:t xml:space="preserve">The headline FY26 revenue decline looks weak in isolation, but the forum write-up explains it credibly: a temporary defense-order deferral (A&amp;D Fabrics/Solutions down 42%/30%) was cushioned by strong non-defense growth (Industrial/Automotive +46.4%, Outdoor +123.3%), while capacity was tripled (Kothwa facility) ahead of demand, depressing utilization (weaving 84.4%-&gt;62.5%) and setting up operating leverage. The genuine recent-quarter inflection signal: EBITDA margin already expanded to 31.0% in Q1 FY27 from 27.1% in FY26, and a deferred Rs 237 Cr defense contract is now guided for FY27 execution. Management guides revenue to &gt;Rs 2,000 Cr by FY30 (~3x current) with minimal further capex and asset turns of 4-5x. This is management guidance, not yet confirmed by multiple quarters of results -- unconfirmed inflection, not proven trend.</w:t>
+        <w:t xml:space="preserve">The trailing average is genuinely lumpy — a government-order project business: annual revenue growth ran +51% (FY24), +70% (FY25), then -16% (FY26), and Q1 FY27 came in +102% YoY. FY26's decline reflected a defence-order deferral (A&amp;D fabrics/solutions down) partly cushioned by non-defence growth, while capacity was tripled (Kothwa) ahead of demand — utilisation is now only 55-60%, so operating leverage is a real forward lever. Q1 FY27 is the first quarter to show the inflection: revenue +102% YoY on finished-parachute contract execution, EBITDA margin 31.1% (from ~22% a year earlier) on richer mix. Caveats are material: the IPO was 100% OFS (Rs 650 Cr, listed 15-Jul-2026) so no growth capital came into the company; promoters now hold 75.01%; Q1 revenue fell 21% sequentially as a post-US-tariff export surge normalised; and on the earnings call management explicitly declined to give FY27/FY30 revenue or margin guidance and refused to disclose an executable order book, citing long approval cycles (~90% of business is approval-linked) and tender unpredictability. P/E is ~47x trailing, ~28-33x on an annualised Q1 run-rate.</w:t>
       </w:r>
     </w:p>
     <w:p>
@@ -259,15 +313,491 @@
         <w:spacing w:after="120" w:before="280"/>
       </w:pPr>
       <w:r>
-        <w:t xml:space="preserve">Technical Read (Weekly / Monthly MACD + Bollinger Bands, or RSI/CCI/Williams %R proxy)</w:t>
-      </w:r>
-    </w:p>
-    <w:p>
-      <w:pPr>
-        <w:spacing w:after="120"/>
-      </w:pPr>
-      <w:r>
-        <w:t xml:space="preserve">Not checked -- stock is a recent IPO with a thin, narrow trading history (52-week range Rs 548-659.5), not enough chart history for a meaningful technical read.</w:t>
+        <w:t xml:space="preserve">Deep-Dive: Primary Documents (Annual Reports, Quarterly Results, Exchange Filings)</w:t>
+      </w:r>
+    </w:p>
+    <w:p>
+      <w:pPr>
+        <w:spacing w:after="120"/>
+      </w:pPr>
+      <w:r>
+        <w:rPr>
+          <w:i/>
+          <w:iCs/>
+          <w:color w:val="666666"/>
+          <w:sz w:val="18"/>
+          <w:szCs w:val="18"/>
+        </w:rPr>
+        <w:t xml:space="preserve">Pass 1 — 2026-09-08. Built from the company's own filings (3 years of annual reports, ~4 quarters of results/concalls, and 6 months of BSE/NSE announcements), read via the web — a deeper layer than the forum-sentiment read below.</w:t>
+      </w:r>
+    </w:p>
+    <w:p>
+      <w:pPr>
+        <w:spacing w:after="120"/>
+      </w:pPr>
+      <w:r>
+        <w:rPr>
+          <w:b/>
+          <w:bCs/>
+          <w:sz w:val="20"/>
+          <w:szCs w:val="20"/>
+        </w:rPr>
+        <w:t xml:space="preserve">Sources reviewed this pass:</w:t>
+      </w:r>
+    </w:p>
+    <w:p>
+      <w:pPr>
+        <w:pStyle w:val="ListParagraph"/>
+        <w:numPr>
+          <w:ilvl w:val="0"/>
+          <w:numId w:val="1"/>
+        </w:numPr>
+        <w:spacing w:after="60"/>
+      </w:pPr>
+      <w:r>
+        <w:t xml:space="preserve">screener.in (KUSUMGAR): mcap ~Rs 5,925 Cr, P/E ~47, ROCE 18.8%, ROE 18.6%; FY23-26 revenue Rs 313/474/806/676 Cr, PAT Rs 37/81/109/88 Cr; borrowings ~Rs 290 Cr FY26; promoter 75.01%; debtor days 59 -&gt; 117</w:t>
+      </w:r>
+    </w:p>
+    <w:p>
+      <w:pPr>
+        <w:pStyle w:val="ListParagraph"/>
+        <w:numPr>
+          <w:ilvl w:val="0"/>
+          <w:numId w:val="1"/>
+        </w:numPr>
+        <w:spacing w:after="60"/>
+      </w:pPr>
+      <w:r>
+        <w:t xml:space="preserve">Q1 FY27 results + coverage (scanx): consol revenue Rs 247.2 Cr +102% YoY (-21% QoQ vs Rs 312.8 Cr Q4 FY26), consol PAT Rs 42.6 Cr +882% YoY, standalone PAT Rs 41.9 Cr on Rs 241.9 Cr revenue; EBITDA margin 31.1% vs ~22% YoY</w:t>
+      </w:r>
+    </w:p>
+    <w:p>
+      <w:pPr>
+        <w:pStyle w:val="ListParagraph"/>
+        <w:numPr>
+          <w:ilvl w:val="0"/>
+          <w:numId w:val="1"/>
+        </w:numPr>
+        <w:spacing w:after="60"/>
+      </w:pPr>
+      <w:r>
+        <w:t xml:space="preserve">Q1 FY27 earnings-call summary (scanx recording coverage): management declined FY27/FY30 guidance and executable-order-book disclosure; utilisation 55-60%; no major capex FY27-28 (maintenance 5-10% of gross block); ~90% of business approval-linked; QoQ decline due to post-US-tariff export-surge normalisation; OCF expected positive, debtor days normalising</w:t>
+      </w:r>
+    </w:p>
+    <w:p>
+      <w:pPr>
+        <w:pStyle w:val="ListParagraph"/>
+        <w:numPr>
+          <w:ilvl w:val="0"/>
+          <w:numId w:val="1"/>
+        </w:numPr>
+        <w:spacing w:after="60"/>
+      </w:pPr>
+      <w:r>
+        <w:t xml:space="preserve">IPO coverage (chittorgarh, kotakneo, valueresearch, sushilfinance): listed 15-Jul-2026 at Rs 419; Rs 650 Cr 100% OFS (three promoter selling shareholders, zero primary proceeds); IPO subscribed 128x; FY26 revenue Rs 674.81 Cr across four streams -- A&amp;D fabrics 31.6%, industrial/automotive 24.4%, A&amp;D solutions 23.0%; six Gujarat plants + one UP fabrication unit; Gaganyaan re-entry-module partner; Toray JV (carbon-fibre) and prior Saati Kusumgar JV</w:t>
+      </w:r>
+    </w:p>
+    <w:p>
+      <w:pPr>
+        <w:spacing w:after="120"/>
+      </w:pPr>
+      <w:r>
+        <w:rPr>
+          <w:b/>
+          <w:bCs/>
+          <w:sz w:val="20"/>
+          <w:szCs w:val="20"/>
+        </w:rPr>
+        <w:t xml:space="preserve">Annual-report findings (3-year view):</w:t>
+      </w:r>
+    </w:p>
+    <w:p>
+      <w:pPr>
+        <w:pStyle w:val="ListParagraph"/>
+        <w:numPr>
+          <w:ilvl w:val="0"/>
+          <w:numId w:val="1"/>
+        </w:numPr>
+        <w:spacing w:after="60"/>
+      </w:pPr>
+      <w:r>
+        <w:t xml:space="preserve">Revenue path is lumpy, not compounding: Rs 313 (FY23) -&gt; 474 (+51%) -&gt; 806 (+70%) -&gt; 676 Cr (-16%); PAT Rs 37 -&gt; 81 -&gt; 109 -&gt; 88 Cr -- FY26 dip driven by a defence-order deferral</w:t>
+      </w:r>
+    </w:p>
+    <w:p>
+      <w:pPr>
+        <w:pStyle w:val="ListParagraph"/>
+        <w:numPr>
+          <w:ilvl w:val="0"/>
+          <w:numId w:val="1"/>
+        </w:numPr>
+        <w:spacing w:after="60"/>
+      </w:pPr>
+      <w:r>
+        <w:t xml:space="preserve">FY26 revenue mix (contracts with customers): A&amp;D fabrics Rs 213.7 Cr (31.7%), industrial/automotive Rs 164.9 Cr (24.4%), A&amp;D solutions Rs 155.0 Cr (23.0%), remainder outdoor/lifestyle</w:t>
+      </w:r>
+    </w:p>
+    <w:p>
+      <w:pPr>
+        <w:pStyle w:val="ListParagraph"/>
+        <w:numPr>
+          <w:ilvl w:val="0"/>
+          <w:numId w:val="1"/>
+        </w:numPr>
+        <w:spacing w:after="60"/>
+      </w:pPr>
+      <w:r>
+        <w:t xml:space="preserve">Capacity was tripled (Kothwa) ahead of demand and is only 55-60% utilised; the large capex line is fully operational, so FY27-28 needs only maintenance capex (5-10% of gross block)</w:t>
+      </w:r>
+    </w:p>
+    <w:p>
+      <w:pPr>
+        <w:pStyle w:val="ListParagraph"/>
+        <w:numPr>
+          <w:ilvl w:val="0"/>
+          <w:numId w:val="1"/>
+        </w:numPr>
+        <w:spacing w:after="60"/>
+      </w:pPr>
+      <w:r>
+        <w:t xml:space="preserve">Balance sheet carries ~Rs 290 Cr borrowings (roughly flat vs Rs 301 Cr FY25); net debt/EBITDA ~1.5x</w:t>
+      </w:r>
+    </w:p>
+    <w:p>
+      <w:pPr>
+        <w:pStyle w:val="ListParagraph"/>
+        <w:numPr>
+          <w:ilvl w:val="0"/>
+          <w:numId w:val="1"/>
+        </w:numPr>
+        <w:spacing w:after="60"/>
+      </w:pPr>
+      <w:r>
+        <w:t xml:space="preserve">Working-capital stretch: debtor days rose 59 -&gt; 117 and working-capital days 30 -&gt; 112 (management attributes the spike to Q4 FY26 quarter-end shipments)</w:t>
+      </w:r>
+    </w:p>
+    <w:p>
+      <w:pPr>
+        <w:pStyle w:val="ListParagraph"/>
+        <w:numPr>
+          <w:ilvl w:val="0"/>
+          <w:numId w:val="1"/>
+        </w:numPr>
+        <w:spacing w:after="60"/>
+      </w:pPr>
+      <w:r>
+        <w:t xml:space="preserve">100% OFS IPO -- promoter holding 90.5% -&gt; 75.01% post-listing; pre-IPO CCPS round (Sept 2025) with WhiteOak / Motilal Oswal / Edelweiss / Spark at a ~Rs 3,800 Cr valuation; no growth capital raised by the company</w:t>
+      </w:r>
+    </w:p>
+    <w:p>
+      <w:pPr>
+        <w:spacing w:after="120"/>
+      </w:pPr>
+      <w:r>
+        <w:rPr>
+          <w:b/>
+          <w:bCs/>
+          <w:sz w:val="20"/>
+          <w:szCs w:val="20"/>
+        </w:rPr>
+        <w:t xml:space="preserve">Quarterly trend (last ~4 quarters + concall commentary):</w:t>
+      </w:r>
+    </w:p>
+    <w:p>
+      <w:pPr>
+        <w:pStyle w:val="ListParagraph"/>
+        <w:numPr>
+          <w:ilvl w:val="0"/>
+          <w:numId w:val="1"/>
+        </w:numPr>
+        <w:spacing w:after="60"/>
+      </w:pPr>
+      <w:r>
+        <w:t xml:space="preserve">Q1 FY27 consol revenue Rs 247.2 Cr +102% YoY, PAT Rs 42.6 Cr +882% YoY, EBITDA margin 31.1% (vs ~22% a year earlier) -- the first quarter to show the guided inflection, on finished-parachute contract execution</w:t>
+      </w:r>
+    </w:p>
+    <w:p>
+      <w:pPr>
+        <w:pStyle w:val="ListParagraph"/>
+        <w:numPr>
+          <w:ilvl w:val="0"/>
+          <w:numId w:val="1"/>
+        </w:numPr>
+        <w:spacing w:after="60"/>
+      </w:pPr>
+      <w:r>
+        <w:t xml:space="preserve">Sequentially DOWN 21% from Q4 FY26 (Rs 312.8 Cr), which management says was flattered by one-off post-US-tariff-resolution export shipments; expects quarterly revenue to normalise progressively</w:t>
+      </w:r>
+    </w:p>
+    <w:p>
+      <w:pPr>
+        <w:pStyle w:val="ListParagraph"/>
+        <w:numPr>
+          <w:ilvl w:val="0"/>
+          <w:numId w:val="1"/>
+        </w:numPr>
+        <w:spacing w:after="60"/>
+      </w:pPr>
+      <w:r>
+        <w:t xml:space="preserve">Q1 FY26 base was weak (Rs 125 Cr revenue, Rs 4 Cr PAT) -- part of why the YoY comparison is so large</w:t>
+      </w:r>
+    </w:p>
+    <w:p>
+      <w:pPr>
+        <w:pStyle w:val="ListParagraph"/>
+        <w:numPr>
+          <w:ilvl w:val="0"/>
+          <w:numId w:val="1"/>
+        </w:numPr>
+        <w:spacing w:after="60"/>
+      </w:pPr>
+      <w:r>
+        <w:t xml:space="preserve">Q4 FY26 EBITDA margin was 41% (export-mix spike); Q1 FY27's 31% is above the FY26 full-year ~25% but management frames the higher level as mix-driven, not a new steady state</w:t>
+      </w:r>
+    </w:p>
+    <w:p>
+      <w:pPr>
+        <w:spacing w:after="120"/>
+      </w:pPr>
+      <w:r>
+        <w:rPr>
+          <w:b/>
+          <w:bCs/>
+          <w:sz w:val="20"/>
+          <w:szCs w:val="20"/>
+        </w:rPr>
+        <w:t xml:space="preserve">Exchange announcements (last 6 months):</w:t>
+      </w:r>
+    </w:p>
+    <w:p>
+      <w:pPr>
+        <w:pStyle w:val="ListParagraph"/>
+        <w:numPr>
+          <w:ilvl w:val="0"/>
+          <w:numId w:val="1"/>
+        </w:numPr>
+        <w:spacing w:after="60"/>
+      </w:pPr>
+      <w:r>
+        <w:t xml:space="preserve">IPO listing 15-Jul-2026 (Rs 419, Rs 650 Cr, 100% OFS)</w:t>
+      </w:r>
+    </w:p>
+    <w:p>
+      <w:pPr>
+        <w:pStyle w:val="ListParagraph"/>
+        <w:numPr>
+          <w:ilvl w:val="0"/>
+          <w:numId w:val="1"/>
+        </w:numPr>
+        <w:spacing w:after="60"/>
+      </w:pPr>
+      <w:r>
+        <w:t xml:space="preserve">Q1 FY27 results 12-Aug-2026 + earnings call 14-Aug-2026 (recording released)</w:t>
+      </w:r>
+    </w:p>
+    <w:p>
+      <w:pPr>
+        <w:pStyle w:val="ListParagraph"/>
+        <w:numPr>
+          <w:ilvl w:val="0"/>
+          <w:numId w:val="1"/>
+        </w:numPr>
+        <w:spacing w:after="60"/>
+      </w:pPr>
+      <w:r>
+        <w:t xml:space="preserve">Post-IPO ESOP scheme ratification sought from shareholders</w:t>
+      </w:r>
+    </w:p>
+    <w:p>
+      <w:pPr>
+        <w:pStyle w:val="ListParagraph"/>
+        <w:numPr>
+          <w:ilvl w:val="0"/>
+          <w:numId w:val="1"/>
+        </w:numPr>
+        <w:spacing w:after="60"/>
+      </w:pPr>
+      <w:r>
+        <w:t xml:space="preserve">No material orders / capex / rating actions disclosed post-listing beyond the above</w:t>
+      </w:r>
+    </w:p>
+    <w:p>
+      <w:pPr>
+        <w:spacing w:after="120"/>
+      </w:pPr>
+      <w:r>
+        <w:rPr>
+          <w:b/>
+          <w:bCs/>
+          <w:sz w:val="20"/>
+          <w:szCs w:val="20"/>
+        </w:rPr>
+        <w:t xml:space="preserve">Key new facts vs. the prior write-up:</w:t>
+      </w:r>
+    </w:p>
+    <w:p>
+      <w:pPr>
+        <w:pStyle w:val="ListParagraph"/>
+        <w:numPr>
+          <w:ilvl w:val="0"/>
+          <w:numId w:val="1"/>
+        </w:numPr>
+        <w:spacing w:after="60"/>
+      </w:pPr>
+      <w:r>
+        <w:t xml:space="preserve">Q1 FY27 confirms the inflection is real, not just guidance: revenue +102% YoY, EBITDA margin +~900bps YoY</w:t>
+      </w:r>
+    </w:p>
+    <w:p>
+      <w:pPr>
+        <w:pStyle w:val="ListParagraph"/>
+        <w:numPr>
+          <w:ilvl w:val="0"/>
+          <w:numId w:val="1"/>
+        </w:numPr>
+        <w:spacing w:after="60"/>
+      </w:pPr>
+      <w:r>
+        <w:t xml:space="preserve">Management explicitly REFUSED to give FY27/FY30 revenue or margin guidance and to disclose the executable order book -- a new, material transparency limitation vs the prior file's read</w:t>
+      </w:r>
+    </w:p>
+    <w:p>
+      <w:pPr>
+        <w:pStyle w:val="ListParagraph"/>
+        <w:numPr>
+          <w:ilvl w:val="0"/>
+          <w:numId w:val="1"/>
+        </w:numPr>
+        <w:spacing w:after="60"/>
+      </w:pPr>
+      <w:r>
+        <w:t xml:space="preserve">Utilisation is only 55-60% and no major capex is needed for two years -- the operating-leverage runway is genuine</w:t>
+      </w:r>
+    </w:p>
+    <w:p>
+      <w:pPr>
+        <w:pStyle w:val="ListParagraph"/>
+        <w:numPr>
+          <w:ilvl w:val="0"/>
+          <w:numId w:val="1"/>
+        </w:numPr>
+        <w:spacing w:after="60"/>
+      </w:pPr>
+      <w:r>
+        <w:t xml:space="preserve">Q1 fell 21% sequentially -- Q4 FY26 was flattered by a one-off export surge, so the true run-rate is lower than the Q4 print implied</w:t>
+      </w:r>
+    </w:p>
+    <w:p>
+      <w:pPr>
+        <w:pStyle w:val="ListParagraph"/>
+        <w:numPr>
+          <w:ilvl w:val="0"/>
+          <w:numId w:val="1"/>
+        </w:numPr>
+        <w:spacing w:after="60"/>
+      </w:pPr>
+      <w:r>
+        <w:t xml:space="preserve">IPO was 100% OFS -- confirmed zero fresh capital to the company; promoters at the 75% floor</w:t>
+      </w:r>
+    </w:p>
+    <w:p>
+      <w:pPr>
+        <w:spacing w:after="120"/>
+      </w:pPr>
+      <w:r>
+        <w:rPr>
+          <w:b/>
+          <w:bCs/>
+          <w:sz w:val="20"/>
+          <w:szCs w:val="20"/>
+        </w:rPr>
+        <w:t xml:space="preserve">Open questions / what to watch:</w:t>
+      </w:r>
+    </w:p>
+    <w:p>
+      <w:pPr>
+        <w:pStyle w:val="ListParagraph"/>
+        <w:numPr>
+          <w:ilvl w:val="0"/>
+          <w:numId w:val="1"/>
+        </w:numPr>
+        <w:spacing w:after="60"/>
+      </w:pPr>
+      <w:r>
+        <w:t xml:space="preserve">Does the parachute-solutions ramp hold for 2-3 more quarters, or does tender lumpiness reassert (as in FY26)?</w:t>
+      </w:r>
+    </w:p>
+    <w:p>
+      <w:pPr>
+        <w:pStyle w:val="ListParagraph"/>
+        <w:numPr>
+          <w:ilvl w:val="0"/>
+          <w:numId w:val="1"/>
+        </w:numPr>
+        <w:spacing w:after="60"/>
+      </w:pPr>
+      <w:r>
+        <w:t xml:space="preserve">What is the actual executable order book / revenue visibility -- management would not say?</w:t>
+      </w:r>
+    </w:p>
+    <w:p>
+      <w:pPr>
+        <w:pStyle w:val="ListParagraph"/>
+        <w:numPr>
+          <w:ilvl w:val="0"/>
+          <w:numId w:val="1"/>
+        </w:numPr>
+        <w:spacing w:after="60"/>
+      </w:pPr>
+      <w:r>
+        <w:t xml:space="preserve">Is the ~31% EBITDA margin a sustainable mix outcome or does it revert toward the FY26 ~25% as fabric volume returns?</w:t>
+      </w:r>
+    </w:p>
+    <w:p>
+      <w:pPr>
+        <w:pStyle w:val="ListParagraph"/>
+        <w:numPr>
+          <w:ilvl w:val="0"/>
+          <w:numId w:val="1"/>
+        </w:numPr>
+        <w:spacing w:after="60"/>
+      </w:pPr>
+      <w:r>
+        <w:t xml:space="preserve">Do debtor days actually normalise from 117, and does OCF stay positive through the ramp?</w:t>
+      </w:r>
+    </w:p>
+    <w:p>
+      <w:pPr>
+        <w:pStyle w:val="ListParagraph"/>
+        <w:numPr>
+          <w:ilvl w:val="0"/>
+          <w:numId w:val="1"/>
+        </w:numPr>
+        <w:spacing w:after="60"/>
+      </w:pPr>
+      <w:r>
+        <w:t xml:space="preserve">How much of the deferred FY26 defence contract executes in FY27, and at what margin?</w:t>
+      </w:r>
+    </w:p>
+    <w:p>
+      <w:pPr>
+        <w:spacing w:after="120" w:before="120"/>
+      </w:pPr>
+      <w:r>
+        <w:rPr>
+          <w:b/>
+          <w:bCs/>
+          <w:sz w:val="20"/>
+          <w:szCs w:val="20"/>
+        </w:rPr>
+        <w:t xml:space="preserve">Conviction impact: </w:t>
+      </w:r>
+      <w:r>
+        <w:rPr>
+          <w:sz w:val="20"/>
+          <w:szCs w:val="20"/>
+        </w:rPr>
+        <w:t xml:space="preserve">Low-Medium -&gt; Low-Medium. Q1 FY27 turns the previously management-asserted inflection into one quarter of hard evidence (revenue +102%, margin +900bps YoY), which keeps thesis_fit at 10x-in-2-3-years under the small-cap live-inflection rule. Held rather than raised: only one quarter, 100% OFS IPO (no growth capital), lumpy tender-gated revenue, a 21% sequential drop, and management's refusal to guide or disclose the order book.</w:t>
       </w:r>
     </w:p>
     <w:p>
@@ -276,15 +806,22 @@
         <w:spacing w:after="120" w:before="280"/>
       </w:pPr>
       <w:r>
-        <w:t xml:space="preserve">ValuePickr Community Signal</w:t>
-      </w:r>
-    </w:p>
-    <w:p>
-      <w:pPr>
-        <w:spacing w:after="120"/>
-      </w:pPr>
-      <w:r>
-        <w:t xml:space="preserve">Read the full thread (4 posts, brand-new topic started 2026-08-23). Opening post is a detailed, well-sourced bull write-up by Md_Uzair (non-trusted, self-identified Research Analyst at Aveksat Financial Advisory, discloses being invested). Trusted user Satishwe (elevated-tier) replied twice but with image-only content (likely supporting financial screenshots, not extractable as text) -- no written conviction call to log.</w:t>
+        <w:t xml:space="preserve">Guidance &amp; Expectation Gap</w:t>
+      </w:r>
+    </w:p>
+    <w:p>
+      <w:pPr>
+        <w:spacing w:after="120"/>
+      </w:pPr>
+      <w:r>
+        <w:rPr>
+          <w:i/>
+          <w:iCs/>
+          <w:color w:val="666666"/>
+          <w:sz w:val="18"/>
+          <w:szCs w:val="18"/>
+        </w:rPr>
+        <w:t xml:space="preserve">Management guidance decoded into commitments, graded on the expectation → action → operational → commercial → financial ladder, then compared to what the current price appears to assume. Method: playbook/guidance-and-expectation-gap.md.</w:t>
       </w:r>
     </w:p>
     <w:p>
@@ -298,14 +835,1064 @@
           <w:sz w:val="20"/>
           <w:szCs w:val="20"/>
         </w:rPr>
-        <w:t xml:space="preserve">High-conviction call from a top contributor: </w:t>
-      </w:r>
-      <w:r>
-        <w:rPr>
-          <w:sz w:val="20"/>
-          <w:szCs w:val="20"/>
-        </w:rPr>
-        <w:t xml:space="preserve">Only one substantive voice so far (Md_Uzair, not on the trusted roster, but discloses being invested and provides a well-referenced writeup with specific numbers, contracts, and competitor mapping). Satishwe (trusted) engaged with images but no text commentary -- can't be logged as a conviction call without content.</w:t>
+        <w:t xml:space="preserve">Commitment ladder (most-proven first):</w:t>
+      </w:r>
+    </w:p>
+    <w:tbl>
+      <w:tblPr>
+        <w:tblW w:type="dxa" w:w="9000"/>
+        <w:tblBorders>
+          <w:top w:val="single" w:color="auto" w:sz="4"/>
+          <w:left w:val="single" w:color="auto" w:sz="4"/>
+          <w:bottom w:val="single" w:color="auto" w:sz="4"/>
+          <w:right w:val="single" w:color="auto" w:sz="4"/>
+          <w:insideH w:val="single" w:color="auto" w:sz="4"/>
+          <w:insideV w:val="single" w:color="auto" w:sz="4"/>
+        </w:tblBorders>
+      </w:tblPr>
+      <w:tblGrid>
+        <w:gridCol w:w="1100"/>
+        <w:gridCol w:w="2600"/>
+        <w:gridCol w:w="2400"/>
+        <w:gridCol w:w="900"/>
+        <w:gridCol w:w="1200"/>
+        <w:gridCol w:w="800"/>
+      </w:tblGrid>
+      <w:tr>
+        <w:trPr>
+          <w:tblHeader/>
+        </w:trPr>
+        <w:tc>
+          <w:tcPr>
+            <w:tcW w:type="dxa" w:w="1100"/>
+            <w:shd w:fill="F2F2F2" w:val="clear"/>
+          </w:tcPr>
+          <w:p>
+            <w:r>
+              <w:rPr>
+                <w:b/>
+                <w:bCs/>
+                <w:sz w:val="18"/>
+                <w:szCs w:val="18"/>
+              </w:rPr>
+              <w:t xml:space="preserve">Area</w:t>
+            </w:r>
+          </w:p>
+        </w:tc>
+        <w:tc>
+          <w:tcPr>
+            <w:tcW w:type="dxa" w:w="2600"/>
+            <w:shd w:fill="F2F2F2" w:val="clear"/>
+          </w:tcPr>
+          <w:p>
+            <w:r>
+              <w:rPr>
+                <w:b/>
+                <w:bCs/>
+                <w:sz w:val="18"/>
+                <w:szCs w:val="18"/>
+              </w:rPr>
+              <w:t xml:space="preserve">Commitment</w:t>
+            </w:r>
+          </w:p>
+        </w:tc>
+        <w:tc>
+          <w:tcPr>
+            <w:tcW w:type="dxa" w:w="2400"/>
+            <w:shd w:fill="F2F2F2" w:val="clear"/>
+          </w:tcPr>
+          <w:p>
+            <w:r>
+              <w:rPr>
+                <w:b/>
+                <w:bCs/>
+                <w:sz w:val="18"/>
+                <w:szCs w:val="18"/>
+              </w:rPr>
+              <w:t xml:space="preserve">Specifics</w:t>
+            </w:r>
+          </w:p>
+        </w:tc>
+        <w:tc>
+          <w:tcPr>
+            <w:tcW w:type="dxa" w:w="900"/>
+            <w:shd w:fill="F2F2F2" w:val="clear"/>
+          </w:tcPr>
+          <w:p>
+            <w:r>
+              <w:rPr>
+                <w:b/>
+                <w:bCs/>
+                <w:sz w:val="18"/>
+                <w:szCs w:val="18"/>
+              </w:rPr>
+              <w:t xml:space="preserve">By when</w:t>
+            </w:r>
+          </w:p>
+        </w:tc>
+        <w:tc>
+          <w:tcPr>
+            <w:tcW w:type="dxa" w:w="1200"/>
+            <w:shd w:fill="F2F2F2" w:val="clear"/>
+          </w:tcPr>
+          <w:p>
+            <w:r>
+              <w:rPr>
+                <w:b/>
+                <w:bCs/>
+                <w:sz w:val="18"/>
+                <w:szCs w:val="18"/>
+              </w:rPr>
+              <w:t xml:space="preserve">Stage</w:t>
+            </w:r>
+          </w:p>
+        </w:tc>
+        <w:tc>
+          <w:tcPr>
+            <w:tcW w:type="dxa" w:w="800"/>
+            <w:shd w:fill="F2F2F2" w:val="clear"/>
+          </w:tcPr>
+          <w:p>
+            <w:r>
+              <w:rPr>
+                <w:b/>
+                <w:bCs/>
+                <w:sz w:val="18"/>
+                <w:szCs w:val="18"/>
+              </w:rPr>
+              <w:t xml:space="preserve">Thesis-critical</w:t>
+            </w:r>
+          </w:p>
+        </w:tc>
+      </w:tr>
+      <w:tr>
+        <w:tc>
+          <w:tcPr>
+            <w:tcW w:type="dxa" w:w="1100"/>
+          </w:tcPr>
+          <w:p>
+            <w:r>
+              <w:rPr>
+                <w:b w:val="false"/>
+                <w:bCs w:val="false"/>
+                <w:sz w:val="18"/>
+                <w:szCs w:val="18"/>
+              </w:rPr>
+              <w:t xml:space="preserve">growth</w:t>
+            </w:r>
+          </w:p>
+        </w:tc>
+        <w:tc>
+          <w:tcPr>
+            <w:tcW w:type="dxa" w:w="2600"/>
+          </w:tcPr>
+          <w:p>
+            <w:r>
+              <w:rPr>
+                <w:b w:val="false"/>
+                <w:bCs w:val="false"/>
+                <w:sz w:val="18"/>
+                <w:szCs w:val="18"/>
+              </w:rPr>
+              <w:t xml:space="preserve">Finished-parachute ('A&amp;D solutions') contract execution ramp</w:t>
+            </w:r>
+          </w:p>
+        </w:tc>
+        <w:tc>
+          <w:tcPr>
+            <w:tcW w:type="dxa" w:w="2400"/>
+          </w:tcPr>
+          <w:p>
+            <w:r>
+              <w:rPr>
+                <w:b w:val="false"/>
+                <w:bCs w:val="false"/>
+                <w:sz w:val="18"/>
+                <w:szCs w:val="18"/>
+              </w:rPr>
+              <w:t xml:space="preserve">drove Q1 FY27 revenue +102% YoY; A&amp;D solutions ~23% of FY26 revenue</w:t>
+            </w:r>
+          </w:p>
+        </w:tc>
+        <w:tc>
+          <w:tcPr>
+            <w:tcW w:type="dxa" w:w="900"/>
+          </w:tcPr>
+          <w:p>
+            <w:r>
+              <w:rPr>
+                <w:b w:val="false"/>
+                <w:bCs w:val="false"/>
+                <w:sz w:val="18"/>
+                <w:szCs w:val="18"/>
+              </w:rPr>
+              <w:t xml:space="preserve">FY27</w:t>
+            </w:r>
+          </w:p>
+        </w:tc>
+        <w:tc>
+          <w:tcPr>
+            <w:tcW w:type="dxa" w:w="1200"/>
+          </w:tcPr>
+          <w:p>
+            <w:r>
+              <w:rPr>
+                <w:b w:val="false"/>
+                <w:bCs w:val="false"/>
+                <w:sz w:val="18"/>
+                <w:szCs w:val="18"/>
+              </w:rPr>
+              <w:t xml:space="preserve">commercial</w:t>
+            </w:r>
+          </w:p>
+        </w:tc>
+        <w:tc>
+          <w:tcPr>
+            <w:tcW w:type="dxa" w:w="800"/>
+          </w:tcPr>
+          <w:p>
+            <w:r>
+              <w:rPr>
+                <w:b w:val="false"/>
+                <w:bCs w:val="false"/>
+                <w:sz w:val="18"/>
+                <w:szCs w:val="18"/>
+              </w:rPr>
+              <w:t xml:space="preserve">yes</w:t>
+            </w:r>
+          </w:p>
+        </w:tc>
+      </w:tr>
+      <w:tr>
+        <w:tc>
+          <w:tcPr>
+            <w:tcW w:type="dxa" w:w="1100"/>
+          </w:tcPr>
+          <w:p>
+            <w:r>
+              <w:rPr>
+                <w:b w:val="false"/>
+                <w:bCs w:val="false"/>
+                <w:sz w:val="18"/>
+                <w:szCs w:val="18"/>
+              </w:rPr>
+              <w:t xml:space="preserve">capacity</w:t>
+            </w:r>
+          </w:p>
+        </w:tc>
+        <w:tc>
+          <w:tcPr>
+            <w:tcW w:type="dxa" w:w="2600"/>
+          </w:tcPr>
+          <w:p>
+            <w:r>
+              <w:rPr>
+                <w:b w:val="false"/>
+                <w:bCs w:val="false"/>
+                <w:sz w:val="18"/>
+                <w:szCs w:val="18"/>
+              </w:rPr>
+              <w:t xml:space="preserve">Utilise the tripled (Kothwa) capacity currently at 55-60%</w:t>
+            </w:r>
+          </w:p>
+        </w:tc>
+        <w:tc>
+          <w:tcPr>
+            <w:tcW w:type="dxa" w:w="2400"/>
+          </w:tcPr>
+          <w:p>
+            <w:r>
+              <w:rPr>
+                <w:b w:val="false"/>
+                <w:bCs w:val="false"/>
+                <w:sz w:val="18"/>
+                <w:szCs w:val="18"/>
+              </w:rPr>
+              <w:t xml:space="preserve">large capex line fully operational; only maintenance capex FY27-28</w:t>
+            </w:r>
+          </w:p>
+        </w:tc>
+        <w:tc>
+          <w:tcPr>
+            <w:tcW w:type="dxa" w:w="900"/>
+          </w:tcPr>
+          <w:p>
+            <w:r>
+              <w:rPr>
+                <w:b w:val="false"/>
+                <w:bCs w:val="false"/>
+                <w:sz w:val="18"/>
+                <w:szCs w:val="18"/>
+              </w:rPr>
+              <w:t xml:space="preserve">FY28</w:t>
+            </w:r>
+          </w:p>
+        </w:tc>
+        <w:tc>
+          <w:tcPr>
+            <w:tcW w:type="dxa" w:w="1200"/>
+          </w:tcPr>
+          <w:p>
+            <w:r>
+              <w:rPr>
+                <w:b w:val="false"/>
+                <w:bCs w:val="false"/>
+                <w:sz w:val="18"/>
+                <w:szCs w:val="18"/>
+              </w:rPr>
+              <w:t xml:space="preserve">operational</w:t>
+            </w:r>
+          </w:p>
+        </w:tc>
+        <w:tc>
+          <w:tcPr>
+            <w:tcW w:type="dxa" w:w="800"/>
+          </w:tcPr>
+          <w:p>
+            <w:r>
+              <w:rPr>
+                <w:b w:val="false"/>
+                <w:bCs w:val="false"/>
+                <w:sz w:val="18"/>
+                <w:szCs w:val="18"/>
+              </w:rPr>
+              <w:t xml:space="preserve">yes</w:t>
+            </w:r>
+          </w:p>
+        </w:tc>
+      </w:tr>
+      <w:tr>
+        <w:tc>
+          <w:tcPr>
+            <w:tcW w:type="dxa" w:w="1100"/>
+          </w:tcPr>
+          <w:p>
+            <w:r>
+              <w:rPr>
+                <w:b w:val="false"/>
+                <w:bCs w:val="false"/>
+                <w:sz w:val="18"/>
+                <w:szCs w:val="18"/>
+              </w:rPr>
+              <w:t xml:space="preserve">orders</w:t>
+            </w:r>
+          </w:p>
+        </w:tc>
+        <w:tc>
+          <w:tcPr>
+            <w:tcW w:type="dxa" w:w="2600"/>
+          </w:tcPr>
+          <w:p>
+            <w:r>
+              <w:rPr>
+                <w:b w:val="false"/>
+                <w:bCs w:val="false"/>
+                <w:sz w:val="18"/>
+                <w:szCs w:val="18"/>
+              </w:rPr>
+              <w:t xml:space="preserve">Executable order book / forward revenue visibility</w:t>
+            </w:r>
+          </w:p>
+        </w:tc>
+        <w:tc>
+          <w:tcPr>
+            <w:tcW w:type="dxa" w:w="2400"/>
+          </w:tcPr>
+          <w:p>
+            <w:r>
+              <w:rPr>
+                <w:b w:val="false"/>
+                <w:bCs w:val="false"/>
+                <w:sz w:val="18"/>
+                <w:szCs w:val="18"/>
+              </w:rPr>
+              <w:t xml:space="preserve">management explicitly declined to disclose</w:t>
+            </w:r>
+          </w:p>
+        </w:tc>
+        <w:tc>
+          <w:tcPr>
+            <w:tcW w:type="dxa" w:w="900"/>
+          </w:tcPr>
+          <w:p>
+            <w:r>
+              <w:rPr>
+                <w:b w:val="false"/>
+                <w:bCs w:val="false"/>
+                <w:sz w:val="18"/>
+                <w:szCs w:val="18"/>
+              </w:rPr>
+              <w:t xml:space="preserve">12M</w:t>
+            </w:r>
+          </w:p>
+        </w:tc>
+        <w:tc>
+          <w:tcPr>
+            <w:tcW w:type="dxa" w:w="1200"/>
+          </w:tcPr>
+          <w:p>
+            <w:r>
+              <w:rPr>
+                <w:b w:val="false"/>
+                <w:bCs w:val="false"/>
+                <w:sz w:val="18"/>
+                <w:szCs w:val="18"/>
+              </w:rPr>
+              <w:t xml:space="preserve">expectation</w:t>
+            </w:r>
+          </w:p>
+        </w:tc>
+        <w:tc>
+          <w:tcPr>
+            <w:tcW w:type="dxa" w:w="800"/>
+          </w:tcPr>
+          <w:p>
+            <w:r>
+              <w:rPr>
+                <w:b w:val="false"/>
+                <w:bCs w:val="false"/>
+                <w:sz w:val="18"/>
+                <w:szCs w:val="18"/>
+              </w:rPr>
+              <w:t xml:space="preserve">yes</w:t>
+            </w:r>
+          </w:p>
+        </w:tc>
+      </w:tr>
+      <w:tr>
+        <w:tc>
+          <w:tcPr>
+            <w:tcW w:type="dxa" w:w="1100"/>
+          </w:tcPr>
+          <w:p>
+            <w:r>
+              <w:rPr>
+                <w:b w:val="false"/>
+                <w:bCs w:val="false"/>
+                <w:sz w:val="18"/>
+                <w:szCs w:val="18"/>
+              </w:rPr>
+              <w:t xml:space="preserve">margin</w:t>
+            </w:r>
+          </w:p>
+        </w:tc>
+        <w:tc>
+          <w:tcPr>
+            <w:tcW w:type="dxa" w:w="2600"/>
+          </w:tcPr>
+          <w:p>
+            <w:r>
+              <w:rPr>
+                <w:b w:val="false"/>
+                <w:bCs w:val="false"/>
+                <w:sz w:val="18"/>
+                <w:szCs w:val="18"/>
+              </w:rPr>
+              <w:t xml:space="preserve">Higher blended EBITDA margin on richer parachute-solutions mix</w:t>
+            </w:r>
+          </w:p>
+        </w:tc>
+        <w:tc>
+          <w:tcPr>
+            <w:tcW w:type="dxa" w:w="2400"/>
+          </w:tcPr>
+          <w:p>
+            <w:r>
+              <w:rPr>
+                <w:b w:val="false"/>
+                <w:bCs w:val="false"/>
+                <w:sz w:val="18"/>
+                <w:szCs w:val="18"/>
+              </w:rPr>
+              <w:t xml:space="preserve">Q1 FY27 31.1% vs ~22% YoY; FY26 full-year ~25%</w:t>
+            </w:r>
+          </w:p>
+        </w:tc>
+        <w:tc>
+          <w:tcPr>
+            <w:tcW w:type="dxa" w:w="900"/>
+          </w:tcPr>
+          <w:p>
+            <w:r>
+              <w:rPr>
+                <w:b w:val="false"/>
+                <w:bCs w:val="false"/>
+                <w:sz w:val="18"/>
+                <w:szCs w:val="18"/>
+              </w:rPr>
+              <w:t xml:space="preserve">FY27</w:t>
+            </w:r>
+          </w:p>
+        </w:tc>
+        <w:tc>
+          <w:tcPr>
+            <w:tcW w:type="dxa" w:w="1200"/>
+          </w:tcPr>
+          <w:p>
+            <w:r>
+              <w:rPr>
+                <w:b w:val="false"/>
+                <w:bCs w:val="false"/>
+                <w:sz w:val="18"/>
+                <w:szCs w:val="18"/>
+              </w:rPr>
+              <w:t xml:space="preserve">commercial</w:t>
+            </w:r>
+          </w:p>
+        </w:tc>
+        <w:tc>
+          <w:tcPr>
+            <w:tcW w:type="dxa" w:w="800"/>
+          </w:tcPr>
+          <w:p>
+            <w:r>
+              <w:rPr>
+                <w:b w:val="false"/>
+                <w:bCs w:val="false"/>
+                <w:sz w:val="18"/>
+                <w:szCs w:val="18"/>
+              </w:rPr>
+              <w:t xml:space="preserve"/>
+            </w:r>
+          </w:p>
+        </w:tc>
+      </w:tr>
+    </w:tbl>
+    <w:p>
+      <w:pPr>
+        <w:spacing w:after="60" w:before="120"/>
+      </w:pPr>
+      <w:r>
+        <w:rPr>
+          <w:b/>
+          <w:bCs/>
+          <w:sz w:val="20"/>
+          <w:szCs w:val="20"/>
+        </w:rPr>
+        <w:t xml:space="preserve">Earnings chain: </w:t>
+      </w:r>
+      <w:r>
+        <w:rPr>
+          <w:b w:val="false"/>
+          <w:bCs w:val="false"/>
+          <w:sz w:val="20"/>
+          <w:szCs w:val="20"/>
+        </w:rPr>
+        <w:t xml:space="preserve">defence/aerospace product approvals</w:t>
+      </w:r>
+      <w:r>
+        <w:rPr>
+          <w:color w:val="666666"/>
+          <w:sz w:val="20"/>
+          <w:szCs w:val="20"/>
+        </w:rPr>
+        <w:t xml:space="preserve"> → </w:t>
+      </w:r>
+      <w:r>
+        <w:rPr>
+          <w:b/>
+          <w:bCs/>
+          <w:color w:val="A32020"/>
+          <w:sz w:val="20"/>
+          <w:szCs w:val="20"/>
+        </w:rPr>
+        <w:t xml:space="preserve">government parachute-system order awards</w:t>
+      </w:r>
+      <w:r>
+        <w:rPr>
+          <w:color w:val="666666"/>
+          <w:sz w:val="20"/>
+          <w:szCs w:val="20"/>
+        </w:rPr>
+        <w:t xml:space="preserve"> → </w:t>
+      </w:r>
+      <w:r>
+        <w:rPr>
+          <w:b w:val="false"/>
+          <w:bCs w:val="false"/>
+          <w:sz w:val="20"/>
+          <w:szCs w:val="20"/>
+        </w:rPr>
+        <w:t xml:space="preserve">capacity utilisation 55-60% -&gt; higher</w:t>
+      </w:r>
+      <w:r>
+        <w:rPr>
+          <w:color w:val="666666"/>
+          <w:sz w:val="20"/>
+          <w:szCs w:val="20"/>
+        </w:rPr>
+        <w:t xml:space="preserve"> → </w:t>
+      </w:r>
+      <w:r>
+        <w:rPr>
+          <w:b w:val="false"/>
+          <w:bCs w:val="false"/>
+          <w:sz w:val="20"/>
+          <w:szCs w:val="20"/>
+        </w:rPr>
+        <w:t xml:space="preserve">revenue growth</w:t>
+      </w:r>
+      <w:r>
+        <w:rPr>
+          <w:color w:val="666666"/>
+          <w:sz w:val="20"/>
+          <w:szCs w:val="20"/>
+        </w:rPr>
+        <w:t xml:space="preserve"> → </w:t>
+      </w:r>
+      <w:r>
+        <w:rPr>
+          <w:b w:val="false"/>
+          <w:bCs w:val="false"/>
+          <w:sz w:val="20"/>
+          <w:szCs w:val="20"/>
+        </w:rPr>
+        <w:t xml:space="preserve">operating leverage on fully-built capacity</w:t>
+      </w:r>
+      <w:r>
+        <w:rPr>
+          <w:color w:val="666666"/>
+          <w:sz w:val="20"/>
+          <w:szCs w:val="20"/>
+        </w:rPr>
+        <w:t xml:space="preserve"> → </w:t>
+      </w:r>
+      <w:r>
+        <w:rPr>
+          <w:b w:val="false"/>
+          <w:bCs w:val="false"/>
+          <w:sz w:val="20"/>
+          <w:szCs w:val="20"/>
+        </w:rPr>
+        <w:t xml:space="preserve">EBITDA margin (mix toward solutions)</w:t>
+      </w:r>
+      <w:r>
+        <w:rPr>
+          <w:color w:val="666666"/>
+          <w:sz w:val="20"/>
+          <w:szCs w:val="20"/>
+        </w:rPr>
+        <w:t xml:space="preserve"> → </w:t>
+      </w:r>
+      <w:r>
+        <w:rPr>
+          <w:b w:val="false"/>
+          <w:bCs w:val="false"/>
+          <w:sz w:val="20"/>
+          <w:szCs w:val="20"/>
+        </w:rPr>
+        <w:t xml:space="preserve">PAT / FCF (net of working-capital build)</w:t>
+      </w:r>
+    </w:p>
+    <w:p>
+      <w:pPr>
+        <w:spacing w:after="120"/>
+      </w:pPr>
+      <w:r>
+        <w:rPr>
+          <w:color w:val="666666"/>
+          <w:sz w:val="18"/>
+          <w:szCs w:val="18"/>
+        </w:rPr>
+        <w:t xml:space="preserve">Bottleneck link: government parachute-system order awards.</w:t>
+      </w:r>
+    </w:p>
+    <w:p>
+      <w:pPr>
+        <w:spacing w:after="120"/>
+      </w:pPr>
+      <w:r>
+        <w:rPr>
+          <w:color w:val="666666"/>
+          <w:sz w:val="18"/>
+          <w:szCs w:val="18"/>
+        </w:rPr>
+        <w:t xml:space="preserve">Operating leverage: yes -- utilisation only 55-60% on capacity fully built and paid for, no major capex needed FY27-28, so incremental revenue should drop through at a high rate; unproven beyond one quarter and gated by lumpy tender timing</w:t>
+      </w:r>
+    </w:p>
+    <w:p>
+      <w:pPr>
+        <w:spacing w:after="120"/>
+      </w:pPr>
+      <w:r>
+        <w:rPr>
+          <w:color w:val="666666"/>
+          <w:sz w:val="18"/>
+          <w:szCs w:val="18"/>
+        </w:rPr>
+        <w:t xml:space="preserve">Evidenced: defence/aerospace product approvals; government parachute-system order awards; revenue growth; EBITDA margin (mix toward solutions). Still assumed: capacity utilisation 55-60% -&gt; higher; operating leverage on fully-built capacity; PAT / FCF (net of working-capital build).</w:t>
+      </w:r>
+    </w:p>
+    <w:p>
+      <w:pPr>
+        <w:spacing w:after="120"/>
+      </w:pPr>
+      <w:r>
+        <w:rPr>
+          <w:b/>
+          <w:bCs/>
+          <w:sz w:val="20"/>
+          <w:szCs w:val="20"/>
+        </w:rPr>
+        <w:t xml:space="preserve">Market expectation vs. our path:</w:t>
+      </w:r>
+    </w:p>
+    <w:tbl>
+      <w:tblPr>
+        <w:tblW w:type="dxa" w:w="9000"/>
+        <w:tblBorders>
+          <w:top w:val="single" w:color="auto" w:sz="4"/>
+          <w:left w:val="single" w:color="auto" w:sz="4"/>
+          <w:bottom w:val="single" w:color="auto" w:sz="4"/>
+          <w:right w:val="single" w:color="auto" w:sz="4"/>
+          <w:insideH w:val="single" w:color="auto" w:sz="4"/>
+          <w:insideV w:val="single" w:color="auto" w:sz="4"/>
+        </w:tblBorders>
+      </w:tblPr>
+      <w:tblGrid>
+        <w:gridCol w:w="3200"/>
+        <w:gridCol w:w="5800"/>
+      </w:tblGrid>
+      <w:tr>
+        <w:tc>
+          <w:tcPr>
+            <w:tcW w:type="dxa" w:w="3200"/>
+            <w:shd w:fill="F2F2F2" w:val="clear"/>
+          </w:tcPr>
+          <w:p>
+            <w:r>
+              <w:rPr>
+                <w:b/>
+                <w:bCs/>
+              </w:rPr>
+              <w:t xml:space="preserve">As of</w:t>
+            </w:r>
+          </w:p>
+        </w:tc>
+        <w:tc>
+          <w:tcPr>
+            <w:tcW w:type="dxa" w:w="5800"/>
+          </w:tcPr>
+          <w:p>
+            <w:r>
+              <w:t xml:space="preserve">2026-09-08</w:t>
+            </w:r>
+          </w:p>
+        </w:tc>
+      </w:tr>
+      <w:tr>
+        <w:tc>
+          <w:tcPr>
+            <w:tcW w:type="dxa" w:w="3200"/>
+            <w:shd w:fill="F2F2F2" w:val="clear"/>
+          </w:tcPr>
+          <w:p>
+            <w:r>
+              <w:rPr>
+                <w:b/>
+                <w:bCs/>
+              </w:rPr>
+              <w:t xml:space="preserve">Price / multiple</w:t>
+            </w:r>
+          </w:p>
+        </w:tc>
+        <w:tc>
+          <w:tcPr>
+            <w:tcW w:type="dxa" w:w="5800"/>
+          </w:tcPr>
+          <w:p>
+            <w:r>
+              <w:t xml:space="preserve">Rs 564 · 47x P/E</w:t>
+            </w:r>
+          </w:p>
+        </w:tc>
+      </w:tr>
+      <w:tr>
+        <w:tc>
+          <w:tcPr>
+            <w:tcW w:type="dxa" w:w="3200"/>
+            <w:shd w:fill="F2F2F2" w:val="clear"/>
+          </w:tcPr>
+          <w:p>
+            <w:r>
+              <w:rPr>
+                <w:b/>
+                <w:bCs/>
+              </w:rPr>
+              <w:t xml:space="preserve">Right valuation lens</w:t>
+            </w:r>
+          </w:p>
+        </w:tc>
+        <w:tc>
+          <w:tcPr>
+            <w:tcW w:type="dxa" w:w="5800"/>
+          </w:tcPr>
+          <w:p>
+            <w:r>
+              <w:t xml:space="preserve">P/E</w:t>
+            </w:r>
+          </w:p>
+        </w:tc>
+      </w:tr>
+      <w:tr>
+        <w:tc>
+          <w:tcPr>
+            <w:tcW w:type="dxa" w:w="3200"/>
+            <w:shd w:fill="F2F2F2" w:val="clear"/>
+          </w:tcPr>
+          <w:p>
+            <w:r>
+              <w:rPr>
+                <w:b/>
+                <w:bCs/>
+              </w:rPr>
+              <w:t xml:space="preserve">Price implies</w:t>
+            </w:r>
+          </w:p>
+        </w:tc>
+        <w:tc>
+          <w:tcPr>
+            <w:tcW w:type="dxa" w:w="5800"/>
+          </w:tcPr>
+          <w:p>
+            <w:r>
+              <w:t xml:space="preserve">~47x trailing P/E on FY26's dip-year PAT implies the market expects the Q1 FY27 run-rate to hold and compound -- roughly a doubling of PAT into FY27 (to ~Rs 170-200 Cr) and steady mid-teens growth thereafter against a ~25-28x exit; that path is plausible on the utilisation runway but rests on lumpy government orders</w:t>
+            </w:r>
+          </w:p>
+        </w:tc>
+      </w:tr>
+      <w:tr>
+        <w:tc>
+          <w:tcPr>
+            <w:tcW w:type="dxa" w:w="3200"/>
+            <w:shd w:fill="F2F2F2" w:val="clear"/>
+          </w:tcPr>
+          <w:p>
+            <w:r>
+              <w:rPr>
+                <w:b/>
+                <w:bCs/>
+              </w:rPr>
+              <w:t xml:space="preserve">Our FY27</w:t>
+            </w:r>
+          </w:p>
+        </w:tc>
+        <w:tc>
+          <w:tcPr>
+            <w:tcW w:type="dxa" w:w="5800"/>
+          </w:tcPr>
+          <w:p>
+            <w:r>
+              <w:t xml:space="preserve">Revenue Rs 900-1,050 Cr if the parachute-solutions ramp holds; EBITDA margin 26-29%; PAT Rs 150-190 Cr (~2x FY26) -- wide range given tender timing</w:t>
+            </w:r>
+          </w:p>
+        </w:tc>
+      </w:tr>
+      <w:tr>
+        <w:tc>
+          <w:tcPr>
+            <w:tcW w:type="dxa" w:w="3200"/>
+            <w:shd w:fill="F2F2F2" w:val="clear"/>
+          </w:tcPr>
+          <w:p>
+            <w:r>
+              <w:rPr>
+                <w:b/>
+                <w:bCs/>
+              </w:rPr>
+              <w:t xml:space="preserve">Our FY28</w:t>
+            </w:r>
+          </w:p>
+        </w:tc>
+        <w:tc>
+          <w:tcPr>
+            <w:tcW w:type="dxa" w:w="5800"/>
+          </w:tcPr>
+          <w:p>
+            <w:r>
+              <w:t xml:space="preserve">Second leg from rising utilisation toward 75-80% and the deferred defence contract; Rs 1,100-1,400 Cr revenue at ~27% margin, but only if orders replenish</w:t>
+            </w:r>
+          </w:p>
+        </w:tc>
+      </w:tr>
+      <w:tr>
+        <w:tc>
+          <w:tcPr>
+            <w:tcW w:type="dxa" w:w="3200"/>
+            <w:shd w:fill="F2F2F2" w:val="clear"/>
+          </w:tcPr>
+          <w:p>
+            <w:r>
+              <w:rPr>
+                <w:b/>
+                <w:bCs/>
+              </w:rPr>
+              <w:t xml:space="preserve">Gap direction</w:t>
+            </w:r>
+          </w:p>
+        </w:tc>
+        <w:tc>
+          <w:tcPr>
+            <w:tcW w:type="dxa" w:w="5800"/>
+          </w:tcPr>
+          <w:p>
+            <w:r>
+              <w:t xml:space="preserve">partially-priced</w:t>
+            </w:r>
+          </w:p>
+        </w:tc>
+      </w:tr>
+      <w:tr>
+        <w:tc>
+          <w:tcPr>
+            <w:tcW w:type="dxa" w:w="3200"/>
+            <w:shd w:fill="F2F2F2" w:val="clear"/>
+          </w:tcPr>
+          <w:p>
+            <w:r>
+              <w:rPr>
+                <w:b/>
+                <w:bCs/>
+              </w:rPr>
+              <w:t xml:space="preserve">Gap type</w:t>
+            </w:r>
+          </w:p>
+        </w:tc>
+        <w:tc>
+          <w:tcPr>
+            <w:tcW w:type="dxa" w:w="5800"/>
+          </w:tcPr>
+          <w:p>
+            <w:r>
+              <w:t xml:space="preserve">timing</w:t>
+            </w:r>
+          </w:p>
+        </w:tc>
+      </w:tr>
+      <w:tr>
+        <w:tc>
+          <w:tcPr>
+            <w:tcW w:type="dxa" w:w="3200"/>
+            <w:shd w:fill="F2F2F2" w:val="clear"/>
+          </w:tcPr>
+          <w:p>
+            <w:r>
+              <w:rPr>
+                <w:b/>
+                <w:bCs/>
+              </w:rPr>
+              <w:t xml:space="preserve">Gap magnitude</w:t>
+            </w:r>
+          </w:p>
+        </w:tc>
+        <w:tc>
+          <w:tcPr>
+            <w:tcW w:type="dxa" w:w="5800"/>
+          </w:tcPr>
+          <w:p>
+            <w:r>
+              <w:t xml:space="preserve">0% (our FY28 PAT vs implied)</w:t>
+            </w:r>
+          </w:p>
+        </w:tc>
+      </w:tr>
+      <w:tr>
+        <w:tc>
+          <w:tcPr>
+            <w:tcW w:type="dxa" w:w="3200"/>
+            <w:shd w:fill="F2F2F2" w:val="clear"/>
+          </w:tcPr>
+          <w:p>
+            <w:r>
+              <w:rPr>
+                <w:b/>
+                <w:bCs/>
+              </w:rPr>
+              <w:t xml:space="preserve">Gap basis</w:t>
+            </w:r>
+          </w:p>
+        </w:tc>
+        <w:tc>
+          <w:tcPr>
+            <w:tcW w:type="dxa" w:w="5800"/>
+          </w:tcPr>
+          <w:p>
+            <w:r>
+              <w:t xml:space="preserve">Q1 FY27 shows the inflection the multiple needs; our base path roughly matches what ~47x trailing implies, so the stock is fairly priced for success -- the edge is optionality on utilisation, offset by tender lumpiness and no order-book disclosure</w:t>
+            </w:r>
+          </w:p>
+        </w:tc>
+      </w:tr>
+      <w:tr>
+        <w:tc>
+          <w:tcPr>
+            <w:tcW w:type="dxa" w:w="3200"/>
+            <w:shd w:fill="F2F2F2" w:val="clear"/>
+          </w:tcPr>
+          <w:p>
+            <w:r>
+              <w:rPr>
+                <w:b/>
+                <w:bCs/>
+              </w:rPr>
+              <w:t xml:space="preserve">Evidence quality</w:t>
+            </w:r>
+          </w:p>
+        </w:tc>
+        <w:tc>
+          <w:tcPr>
+            <w:tcW w:type="dxa" w:w="5800"/>
+          </w:tcPr>
+          <w:p>
+            <w:r>
+              <w:t xml:space="preserve">moderate</w:t>
+            </w:r>
+          </w:p>
+        </w:tc>
+      </w:tr>
+    </w:tbl>
+    <w:p>
+      <w:pPr>
+        <w:spacing w:after="120"/>
+      </w:pPr>
+      <w:r>
+        <w:rPr>
+          <w:i/>
+          <w:iCs/>
+          <w:color w:val="666666"/>
+          <w:sz w:val="16"/>
+          <w:szCs w:val="16"/>
+        </w:rPr>
+        <w:t xml:space="preserve">no broker consensus; implied path is a reverse-P/E estimate + screener.in forward figures + VP thread view</w:t>
+      </w:r>
+    </w:p>
+    <w:p>
+      <w:pPr>
+        <w:spacing w:after="120" w:before="120"/>
+      </w:pPr>
+      <w:r>
+        <w:rPr>
+          <w:b/>
+          <w:bCs/>
+          <w:sz w:val="20"/>
+          <w:szCs w:val="20"/>
+        </w:rPr>
+        <w:t xml:space="preserve">Catalyst: </w:t>
+      </w:r>
+      <w:r>
+        <w:rPr>
+          <w:sz w:val="20"/>
+          <w:szCs w:val="20"/>
+        </w:rPr>
+        <w:t xml:space="preserve">Two-to-three consecutive quarters confirming the parachute-solutions revenue run-rate and a 26-30% EBITDA margin, plus execution of the deferred FY26 defence contract</w:t>
+      </w:r>
+      <w:r>
+        <w:rPr>
+          <w:color w:val="666666"/>
+          <w:sz w:val="18"/>
+          <w:szCs w:val="18"/>
+        </w:rPr>
+        <w:t xml:space="preserve"> (window ~9M from 2026-09-08; undated; evidence med; pending)</w:t>
       </w:r>
     </w:p>
     <w:p>
@@ -314,15 +1901,727 @@
         <w:spacing w:after="120" w:before="280"/>
       </w:pPr>
       <w:r>
-        <w:t xml:space="preserve">BSE Corporate Actions / Other Red Flags</w:t>
-      </w:r>
-    </w:p>
-    <w:p>
-      <w:pPr>
-        <w:spacing w:after="120"/>
-      </w:pPr>
-      <w:r>
-        <w:t xml:space="preserve">Not checked. Note: 100% OFS IPO (no fresh capital raised by the company); promoter holding diluted 90.5% to 75.7% post-listing; pre-IPO CCPS round (Sept 2025) included WhiteOak, Motilal Oswal, Edelweiss, Spark at a Rs 3,800 Cr valuation.</w:t>
+        <w:t xml:space="preserve">Ishmohit-Lens Checks (value chain · earnings quality · growth trajectory · management · quality metrics · track record · global-signal check)</w:t>
+      </w:r>
+    </w:p>
+    <w:p>
+      <w:pPr>
+        <w:spacing w:after="120"/>
+      </w:pPr>
+      <w:r>
+        <w:rPr>
+          <w:i/>
+          <w:iCs/>
+          <w:color w:val="666666"/>
+          <w:sz w:val="18"/>
+          <w:szCs w:val="18"/>
+        </w:rPr>
+        <w:t xml:space="preserve">Extra checks drawn from @ishmohit1 / SOIC methodology (playbook/ishmohit-soic-style.md): where the company sits in its value chain and what the supply side is doing, whether a margin/PAT inflection is structural or a cyclical peak, the rate-of-change of growth vs. what the multiple demands, and management quality as a positive attribute.</w:t>
+      </w:r>
+    </w:p>
+    <w:p>
+      <w:pPr>
+        <w:spacing w:after="120"/>
+      </w:pPr>
+      <w:r>
+        <w:rPr>
+          <w:b/>
+          <w:bCs/>
+          <w:sz w:val="20"/>
+          <w:szCs w:val="20"/>
+        </w:rPr>
+        <w:t xml:space="preserve">Value chain &amp; supply side:</w:t>
+      </w:r>
+    </w:p>
+    <w:tbl>
+      <w:tblPr>
+        <w:tblW w:type="dxa" w:w="9000"/>
+        <w:tblBorders>
+          <w:top w:val="single" w:color="auto" w:sz="4"/>
+          <w:left w:val="single" w:color="auto" w:sz="4"/>
+          <w:bottom w:val="single" w:color="auto" w:sz="4"/>
+          <w:right w:val="single" w:color="auto" w:sz="4"/>
+          <w:insideH w:val="single" w:color="auto" w:sz="4"/>
+          <w:insideV w:val="single" w:color="auto" w:sz="4"/>
+        </w:tblBorders>
+      </w:tblPr>
+      <w:tblGrid>
+        <w:gridCol w:w="3200"/>
+        <w:gridCol w:w="5800"/>
+      </w:tblGrid>
+      <w:tr>
+        <w:tc>
+          <w:tcPr>
+            <w:tcW w:type="dxa" w:w="3200"/>
+            <w:shd w:fill="F2F2F2" w:val="clear"/>
+          </w:tcPr>
+          <w:p>
+            <w:r>
+              <w:rPr>
+                <w:b/>
+                <w:bCs/>
+              </w:rPr>
+              <w:t xml:space="preserve">Theme</w:t>
+            </w:r>
+          </w:p>
+        </w:tc>
+        <w:tc>
+          <w:tcPr>
+            <w:tcW w:type="dxa" w:w="5800"/>
+          </w:tcPr>
+          <w:p>
+            <w:r>
+              <w:t xml:space="preserve">defence / aerospace technical textiles + import substitution -- military parachute fabrics and finished parachute systems</w:t>
+            </w:r>
+          </w:p>
+        </w:tc>
+      </w:tr>
+      <w:tr>
+        <w:tc>
+          <w:tcPr>
+            <w:tcW w:type="dxa" w:w="3200"/>
+            <w:shd w:fill="F2F2F2" w:val="clear"/>
+          </w:tcPr>
+          <w:p>
+            <w:r>
+              <w:rPr>
+                <w:b/>
+                <w:bCs/>
+              </w:rPr>
+              <w:t xml:space="preserve">This company's position</w:t>
+            </w:r>
+          </w:p>
+        </w:tc>
+        <w:tc>
+          <w:tcPr>
+            <w:tcW w:type="dxa" w:w="5800"/>
+          </w:tcPr>
+          <w:p>
+            <w:r>
+              <w:t xml:space="preserve">near-monopoly Indian supplier of military parachute fabrics (DRDO/ADRDE tech-transfer), moving up into finished parachute systems/solutions; Gaganyaan re-entry-module partner; exclusive Indian licensee for Airborne Systems USA</w:t>
+            </w:r>
+          </w:p>
+        </w:tc>
+      </w:tr>
+      <w:tr>
+        <w:tc>
+          <w:tcPr>
+            <w:tcW w:type="dxa" w:w="3200"/>
+            <w:shd w:fill="F2F2F2" w:val="clear"/>
+          </w:tcPr>
+          <w:p>
+            <w:r>
+              <w:rPr>
+                <w:b/>
+                <w:bCs/>
+              </w:rPr>
+              <w:t xml:space="preserve">Bottleneck node (pricing power)</w:t>
+            </w:r>
+          </w:p>
+        </w:tc>
+        <w:tc>
+          <w:tcPr>
+            <w:tcW w:type="dxa" w:w="5800"/>
+          </w:tcPr>
+          <w:p>
+            <w:r>
+              <w:t xml:space="preserve">multi-year product qualification/approvals (~90% of business) + government tender awards</w:t>
+            </w:r>
+          </w:p>
+        </w:tc>
+      </w:tr>
+      <w:tr>
+        <w:tc>
+          <w:tcPr>
+            <w:tcW w:type="dxa" w:w="3200"/>
+            <w:shd w:fill="F2F2F2" w:val="clear"/>
+          </w:tcPr>
+          <w:p>
+            <w:r>
+              <w:rPr>
+                <w:b/>
+                <w:bCs/>
+              </w:rPr>
+              <w:t xml:space="preserve">Supply-side status</w:t>
+            </w:r>
+          </w:p>
+        </w:tc>
+        <w:tc>
+          <w:tcPr>
+            <w:tcW w:type="dxa" w:w="5800"/>
+          </w:tcPr>
+          <w:p>
+            <w:r>
+              <w:t xml:space="preserve">consolidating</w:t>
+            </w:r>
+          </w:p>
+        </w:tc>
+      </w:tr>
+      <w:tr>
+        <w:tc>
+          <w:tcPr>
+            <w:tcW w:type="dxa" w:w="3200"/>
+            <w:shd w:fill="F2F2F2" w:val="clear"/>
+          </w:tcPr>
+          <w:p>
+            <w:r>
+              <w:rPr>
+                <w:b/>
+                <w:bCs/>
+              </w:rPr>
+              <w:t xml:space="preserve">Adjacent-node peers</w:t>
+            </w:r>
+          </w:p>
+        </w:tc>
+        <w:tc>
+          <w:tcPr>
+            <w:tcW w:type="dxa" w:w="5800"/>
+          </w:tcPr>
+          <w:p>
+            <w:r>
+              <w:t xml:space="preserve">Garware Technical Fibres, SRF (technical textiles), MKU Ltd (unlisted defence), Entremonde Polycoaters</w:t>
+            </w:r>
+          </w:p>
+        </w:tc>
+      </w:tr>
+    </w:tbl>
+    <w:p>
+      <w:pPr>
+        <w:spacing w:after="120"/>
+      </w:pPr>
+      <w:r>
+        <w:rPr>
+          <w:color w:val="666666"/>
+          <w:sz w:val="18"/>
+          <w:szCs w:val="18"/>
+        </w:rPr>
+        <w:t xml:space="preserve">Very few players clear the 2-5yr defence qualification cycles, so the survivor set is small and pricing power sits with the incumbent -- a 'consolidating/exiting' structure that favours Kusumgar. The constraint on value capture is not competition but the pace of approvals and the lumpiness of government orders.</w:t>
+      </w:r>
+    </w:p>
+    <w:p>
+      <w:pPr>
+        <w:spacing w:after="60" w:before="120"/>
+      </w:pPr>
+      <w:r>
+        <w:rPr>
+          <w:b/>
+          <w:bCs/>
+          <w:sz w:val="20"/>
+          <w:szCs w:val="20"/>
+        </w:rPr>
+        <w:t xml:space="preserve">Earnings quality: </w:t>
+      </w:r>
+      <w:r>
+        <w:rPr>
+          <w:sz w:val="20"/>
+          <w:szCs w:val="20"/>
+        </w:rPr>
+        <w:t xml:space="preserve">margin driver mixed</w:t>
+      </w:r>
+      <w:r>
+        <w:rPr>
+          <w:b/>
+          <w:bCs/>
+          <w:color w:val="A32020"/>
+          <w:sz w:val="20"/>
+          <w:szCs w:val="20"/>
+        </w:rPr>
+        <w:t xml:space="preserve">  — PEAK-MARGIN RISK: do not capitalise current margins</w:t>
+      </w:r>
+    </w:p>
+    <w:p>
+      <w:pPr>
+        <w:spacing w:after="120"/>
+      </w:pPr>
+      <w:r>
+        <w:rPr>
+          <w:color w:val="666666"/>
+          <w:sz w:val="18"/>
+          <w:szCs w:val="18"/>
+        </w:rPr>
+        <w:t xml:space="preserve">Drivers: mix shift toward higher-value finished-parachute 'solutions' vs raw fabric; operating leverage on fully-built, 55-60%-utilised capacity; periodic high-margin export shipments (e.g. the Q4 FY26 post-tariff surge).</w:t>
+      </w:r>
+    </w:p>
+    <w:p>
+      <w:pPr>
+        <w:spacing w:after="120"/>
+      </w:pPr>
+      <w:r>
+        <w:rPr>
+          <w:color w:val="666666"/>
+          <w:sz w:val="18"/>
+          <w:szCs w:val="18"/>
+        </w:rPr>
+        <w:t xml:space="preserve">Q1 FY27 EBITDA margin 31.1% sits above the FY26 full-year ~25% and the FY23-25 ~21-27% band; Q4 FY26's 41% was an acknowledged one-off export spike. The through-cycle level is more likely ~25-28% as fabric volume returns to the mix -- current margin is partly cyclical/mix-flattered, so peak_margin_risk is real.</w:t>
+      </w:r>
+    </w:p>
+    <w:p>
+      <w:pPr>
+        <w:spacing w:after="60" w:before="120"/>
+      </w:pPr>
+      <w:r>
+        <w:rPr>
+          <w:b/>
+          <w:bCs/>
+          <w:sz w:val="20"/>
+          <w:szCs w:val="20"/>
+        </w:rPr>
+        <w:t xml:space="preserve">Growth trajectory: </w:t>
+      </w:r>
+      <w:r>
+        <w:rPr>
+          <w:b w:val="false"/>
+          <w:bCs w:val="false"/>
+          <w:sz w:val="20"/>
+          <w:szCs w:val="20"/>
+        </w:rPr>
+        <w:t xml:space="preserve">YoY growth rate is lumpy</w:t>
+      </w:r>
+    </w:p>
+    <w:p>
+      <w:pPr>
+        <w:spacing w:after="120"/>
+      </w:pPr>
+      <w:r>
+        <w:rPr>
+          <w:color w:val="666666"/>
+          <w:sz w:val="18"/>
+          <w:szCs w:val="18"/>
+        </w:rPr>
+        <w:t xml:space="preserve">annual revenue YoY: FY24 +51%, FY25 +70%, FY26 -16%; Q1 FY27 +102% YoY but -21% QoQ. A government-order project business -- growth comes in bursts around tender execution, not a smooth curve.</w:t>
+      </w:r>
+    </w:p>
+    <w:p>
+      <w:pPr>
+        <w:spacing w:after="120"/>
+      </w:pPr>
+      <w:r>
+        <w:rPr>
+          <w:color w:val="666666"/>
+          <w:sz w:val="18"/>
+          <w:szCs w:val="18"/>
+        </w:rPr>
+        <w:t xml:space="preserve">Reverse P/E: ~47x trailing needs the Q1 FY27 run-rate to hold and roughly double FY26 PAT into FY27; the utilisation runway supports it, but the -21% sequential print and the refusal to disclose an order book mean rate-of-change is unconfirmed beyond one quarter.</w:t>
+      </w:r>
+    </w:p>
+    <w:p>
+      <w:pPr>
+        <w:spacing w:after="120"/>
+      </w:pPr>
+      <w:r>
+        <w:rPr>
+          <w:b/>
+          <w:bCs/>
+          <w:sz w:val="20"/>
+          <w:szCs w:val="20"/>
+        </w:rPr>
+        <w:t xml:space="preserve">Management quality (TVGP's "P"):</w:t>
+      </w:r>
+    </w:p>
+    <w:tbl>
+      <w:tblPr>
+        <w:tblW w:type="dxa" w:w="9000"/>
+        <w:tblBorders>
+          <w:top w:val="single" w:color="auto" w:sz="4"/>
+          <w:left w:val="single" w:color="auto" w:sz="4"/>
+          <w:bottom w:val="single" w:color="auto" w:sz="4"/>
+          <w:right w:val="single" w:color="auto" w:sz="4"/>
+          <w:insideH w:val="single" w:color="auto" w:sz="4"/>
+          <w:insideV w:val="single" w:color="auto" w:sz="4"/>
+        </w:tblBorders>
+      </w:tblPr>
+      <w:tblGrid>
+        <w:gridCol w:w="3200"/>
+        <w:gridCol w:w="5800"/>
+      </w:tblGrid>
+      <w:tr>
+        <w:tc>
+          <w:tcPr>
+            <w:tcW w:type="dxa" w:w="3200"/>
+            <w:shd w:fill="F2F2F2" w:val="clear"/>
+          </w:tcPr>
+          <w:p>
+            <w:r>
+              <w:rPr>
+                <w:b/>
+                <w:bCs/>
+              </w:rPr>
+              <w:t xml:space="preserve">Assessment</w:t>
+            </w:r>
+          </w:p>
+        </w:tc>
+        <w:tc>
+          <w:tcPr>
+            <w:tcW w:type="dxa" w:w="5800"/>
+          </w:tcPr>
+          <w:p>
+            <w:r>
+              <w:t xml:space="preserve">neutral</w:t>
+            </w:r>
+          </w:p>
+        </w:tc>
+      </w:tr>
+      <w:tr>
+        <w:tc>
+          <w:tcPr>
+            <w:tcW w:type="dxa" w:w="3200"/>
+            <w:shd w:fill="F2F2F2" w:val="clear"/>
+          </w:tcPr>
+          <w:p>
+            <w:r>
+              <w:rPr>
+                <w:b/>
+                <w:bCs/>
+              </w:rPr>
+              <w:t xml:space="preserve">Capital allocation</w:t>
+            </w:r>
+          </w:p>
+        </w:tc>
+        <w:tc>
+          <w:tcPr>
+            <w:tcW w:type="dxa" w:w="5800"/>
+          </w:tcPr>
+          <w:p>
+            <w:r>
+              <w:t xml:space="preserve">50-year-old company; tripled capacity (Kothwa) ahead of demand and now needs only maintenance capex for two years -- forward capital intensity is low. But the 2026 IPO was 100% OFS (Rs 650 Cr entirely to three promoter selling shareholders, nothing to the company), and management declines to give any revenue/margin guidance or disclose the order book, so guidance credibility is untested. (neutral)</w:t>
+            </w:r>
+          </w:p>
+        </w:tc>
+      </w:tr>
+      <w:tr>
+        <w:tc>
+          <w:tcPr>
+            <w:tcW w:type="dxa" w:w="3200"/>
+            <w:shd w:fill="F2F2F2" w:val="clear"/>
+          </w:tcPr>
+          <w:p>
+            <w:r>
+              <w:rPr>
+                <w:b/>
+                <w:bCs/>
+              </w:rPr>
+              <w:t xml:space="preserve">Related-party trend</w:t>
+            </w:r>
+          </w:p>
+        </w:tc>
+        <w:tc>
+          <w:tcPr>
+            <w:tcW w:type="dxa" w:w="5800"/>
+          </w:tcPr>
+          <w:p>
+            <w:r>
+              <w:t xml:space="preserve">unclear</w:t>
+            </w:r>
+          </w:p>
+        </w:tc>
+      </w:tr>
+      <w:tr>
+        <w:tc>
+          <w:tcPr>
+            <w:tcW w:type="dxa" w:w="3200"/>
+            <w:shd w:fill="F2F2F2" w:val="clear"/>
+          </w:tcPr>
+          <w:p>
+            <w:r>
+              <w:rPr>
+                <w:b/>
+                <w:bCs/>
+              </w:rPr>
+              <w:t xml:space="preserve">Guidance credibility</w:t>
+            </w:r>
+          </w:p>
+        </w:tc>
+        <w:tc>
+          <w:tcPr>
+            <w:tcW w:type="dxa" w:w="5800"/>
+          </w:tcPr>
+          <w:p>
+            <w:r>
+              <w:t xml:space="preserve">no-track-record</w:t>
+            </w:r>
+          </w:p>
+        </w:tc>
+      </w:tr>
+      <w:tr>
+        <w:tc>
+          <w:tcPr>
+            <w:tcW w:type="dxa" w:w="3200"/>
+            <w:shd w:fill="F2F2F2" w:val="clear"/>
+          </w:tcPr>
+          <w:p>
+            <w:r>
+              <w:rPr>
+                <w:b/>
+                <w:bCs/>
+              </w:rPr>
+              <w:t xml:space="preserve">Shareholder returns</w:t>
+            </w:r>
+          </w:p>
+        </w:tc>
+        <w:tc>
+          <w:tcPr>
+            <w:tcW w:type="dxa" w:w="5800"/>
+          </w:tcPr>
+          <w:p>
+            <w:r>
+              <w:t xml:space="preserve">unclear</w:t>
+            </w:r>
+          </w:p>
+        </w:tc>
+      </w:tr>
+      <w:tr>
+        <w:tc>
+          <w:tcPr>
+            <w:tcW w:type="dxa" w:w="3200"/>
+            <w:shd w:fill="F2F2F2" w:val="clear"/>
+          </w:tcPr>
+          <w:p>
+            <w:r>
+              <w:rPr>
+                <w:b/>
+                <w:bCs/>
+              </w:rPr>
+              <w:t xml:space="preserve">Capability ladder / VAP</w:t>
+            </w:r>
+          </w:p>
+        </w:tc>
+        <w:tc>
+          <w:tcPr>
+            <w:tcW w:type="dxa" w:w="5800"/>
+          </w:tcPr>
+          <w:p>
+            <w:r>
+              <w:t xml:space="preserve">Explicitly moving up the curve: parachute fabric -&gt; finished parachute systems/'solutions' -&gt; stealth / rapid-deployment products; Toray JV into carbon-fibre prepreg</w:t>
+            </w:r>
+          </w:p>
+        </w:tc>
+      </w:tr>
+    </w:tbl>
+    <w:p>
+      <w:pPr>
+        <w:spacing w:after="120"/>
+      </w:pPr>
+      <w:r>
+        <w:rPr>
+          <w:b/>
+          <w:bCs/>
+          <w:sz w:val="20"/>
+          <w:szCs w:val="20"/>
+        </w:rPr>
+        <w:t xml:space="preserve">Quality metrics (ROCE · debt · FCF · margin · capex):</w:t>
+      </w:r>
+    </w:p>
+    <w:tbl>
+      <w:tblPr>
+        <w:tblW w:type="dxa" w:w="9000"/>
+        <w:tblBorders>
+          <w:top w:val="single" w:color="auto" w:sz="4"/>
+          <w:left w:val="single" w:color="auto" w:sz="4"/>
+          <w:bottom w:val="single" w:color="auto" w:sz="4"/>
+          <w:right w:val="single" w:color="auto" w:sz="4"/>
+          <w:insideH w:val="single" w:color="auto" w:sz="4"/>
+          <w:insideV w:val="single" w:color="auto" w:sz="4"/>
+        </w:tblBorders>
+      </w:tblPr>
+      <w:tblGrid>
+        <w:gridCol w:w="3200"/>
+        <w:gridCol w:w="5800"/>
+      </w:tblGrid>
+      <w:tr>
+        <w:tc>
+          <w:tcPr>
+            <w:tcW w:type="dxa" w:w="3200"/>
+            <w:shd w:fill="F2F2F2" w:val="clear"/>
+          </w:tcPr>
+          <w:p>
+            <w:r>
+              <w:rPr>
+                <w:b/>
+                <w:bCs/>
+              </w:rPr>
+              <w:t xml:space="preserve">Assessment</w:t>
+            </w:r>
+          </w:p>
+        </w:tc>
+        <w:tc>
+          <w:tcPr>
+            <w:tcW w:type="dxa" w:w="5800"/>
+          </w:tcPr>
+          <w:p>
+            <w:r>
+              <w:t xml:space="preserve">neutral</w:t>
+            </w:r>
+          </w:p>
+        </w:tc>
+      </w:tr>
+      <w:tr>
+        <w:tc>
+          <w:tcPr>
+            <w:tcW w:type="dxa" w:w="3200"/>
+            <w:shd w:fill="F2F2F2" w:val="clear"/>
+          </w:tcPr>
+          <w:p>
+            <w:r>
+              <w:rPr>
+                <w:b/>
+                <w:bCs/>
+              </w:rPr>
+              <w:t xml:space="preserve">ROCE</w:t>
+            </w:r>
+          </w:p>
+        </w:tc>
+        <w:tc>
+          <w:tcPr>
+            <w:tcW w:type="dxa" w:w="5800"/>
+          </w:tcPr>
+          <w:p>
+            <w:r>
+              <w:t xml:space="preserve">18.8% (unclear)</w:t>
+            </w:r>
+          </w:p>
+        </w:tc>
+      </w:tr>
+      <w:tr>
+        <w:tc>
+          <w:tcPr>
+            <w:tcW w:type="dxa" w:w="3200"/>
+            <w:shd w:fill="F2F2F2" w:val="clear"/>
+          </w:tcPr>
+          <w:p>
+            <w:r>
+              <w:rPr>
+                <w:b/>
+                <w:bCs/>
+              </w:rPr>
+              <w:t xml:space="preserve">Leverage</w:t>
+            </w:r>
+          </w:p>
+        </w:tc>
+        <w:tc>
+          <w:tcPr>
+            <w:tcW w:type="dxa" w:w="5800"/>
+          </w:tcPr>
+          <w:p>
+            <w:r>
+              <w:t xml:space="preserve">Net debt/EBITDA 1.5x</w:t>
+            </w:r>
+          </w:p>
+        </w:tc>
+      </w:tr>
+      <w:tr>
+        <w:tc>
+          <w:tcPr>
+            <w:tcW w:type="dxa" w:w="3200"/>
+            <w:shd w:fill="F2F2F2" w:val="clear"/>
+          </w:tcPr>
+          <w:p>
+            <w:r>
+              <w:rPr>
+                <w:b/>
+                <w:bCs/>
+              </w:rPr>
+              <w:t xml:space="preserve">FCF conversion</w:t>
+            </w:r>
+          </w:p>
+        </w:tc>
+        <w:tc>
+          <w:tcPr>
+            <w:tcW w:type="dxa" w:w="5800"/>
+          </w:tcPr>
+          <w:p>
+            <w:r>
+              <w:t xml:space="preserve">30%</w:t>
+            </w:r>
+          </w:p>
+        </w:tc>
+      </w:tr>
+      <w:tr>
+        <w:tc>
+          <w:tcPr>
+            <w:tcW w:type="dxa" w:w="3200"/>
+            <w:shd w:fill="F2F2F2" w:val="clear"/>
+          </w:tcPr>
+          <w:p>
+            <w:r>
+              <w:rPr>
+                <w:b/>
+                <w:bCs/>
+              </w:rPr>
+              <w:t xml:space="preserve">Margin trend</w:t>
+            </w:r>
+          </w:p>
+        </w:tc>
+        <w:tc>
+          <w:tcPr>
+            <w:tcW w:type="dxa" w:w="5800"/>
+          </w:tcPr>
+          <w:p>
+            <w:r>
+              <w:t xml:space="preserve">expanding</w:t>
+            </w:r>
+          </w:p>
+        </w:tc>
+      </w:tr>
+      <w:tr>
+        <w:tc>
+          <w:tcPr>
+            <w:tcW w:type="dxa" w:w="3200"/>
+            <w:shd w:fill="F2F2F2" w:val="clear"/>
+          </w:tcPr>
+          <w:p>
+            <w:r>
+              <w:rPr>
+                <w:b/>
+                <w:bCs/>
+              </w:rPr>
+              <w:t xml:space="preserve">Capex efficiency</w:t>
+            </w:r>
+          </w:p>
+        </w:tc>
+        <w:tc>
+          <w:tcPr>
+            <w:tcW w:type="dxa" w:w="5800"/>
+          </w:tcPr>
+          <w:p>
+            <w:r>
+              <w:t xml:space="preserve">neutral</w:t>
+            </w:r>
+          </w:p>
+        </w:tc>
+      </w:tr>
+    </w:tbl>
+    <w:p>
+      <w:pPr>
+        <w:spacing w:after="60" w:before="120"/>
+      </w:pPr>
+      <w:r>
+        <w:rPr>
+          <w:b/>
+          <w:bCs/>
+          <w:sz w:val="20"/>
+          <w:szCs w:val="20"/>
+        </w:rPr>
+        <w:t xml:space="preserve">Track record (Coffee Can persistence check): </w:t>
+      </w:r>
+      <w:r>
+        <w:rPr>
+          <w:sz w:val="20"/>
+          <w:szCs w:val="20"/>
+        </w:rPr>
+        <w:t xml:space="preserve">cleared revenue growth ≥10% AND ROCE ≥15% in 2 of the last 3 years (consistency_score 67)</w:t>
+      </w:r>
+    </w:p>
+    <w:p>
+      <w:pPr>
+        <w:spacing w:after="120"/>
+      </w:pPr>
+      <w:r>
+        <w:rPr>
+          <w:color w:val="666666"/>
+          <w:sz w:val="18"/>
+          <w:szCs w:val="18"/>
+        </w:rPr>
+        <w:t xml:space="preserve">FY24-FY26 verifiable from the same filings. FY24: revenue +51%, ROCE &gt;15% -&gt; cleared. FY25: revenue +70%, ROCE &gt;15% -&gt; cleared. FY26: revenue -16% -&gt; failed (ROCE still ~18-19%). 2 of 3 years cleared both revenue growth &gt;=10% and ROCE &gt;=15%; the miss is FY26's tender-deferral dip, not a structural quality break.</w:t>
       </w:r>
     </w:p>
     <w:p>
@@ -331,33 +2630,15 @@
         <w:spacing w:after="120" w:before="280"/>
       </w:pPr>
       <w:r>
-        <w:t xml:space="preserve">Bull Case</w:t>
-      </w:r>
-    </w:p>
-    <w:p>
-      <w:pPr>
-        <w:pStyle w:val="ListParagraph"/>
-        <w:numPr>
-          <w:ilvl w:val="0"/>
-          <w:numId w:val="1"/>
-        </w:numPr>
-        <w:spacing w:after="60"/>
-      </w:pPr>
-      <w:r>
-        <w:t xml:space="preserve">Genuine, hard-to-replicate niche monopoly (military parachute fabrics, DRDO/ADRDE tech-transfer partner, exclusive Indian licensee for Airborne Systems USA) with high customer switching costs (2-5yr qualification cycles)</w:t>
-      </w:r>
-    </w:p>
-    <w:p>
-      <w:pPr>
-        <w:pStyle w:val="ListParagraph"/>
-        <w:numPr>
-          <w:ilvl w:val="0"/>
-          <w:numId w:val="1"/>
-        </w:numPr>
-        <w:spacing w:after="60"/>
-      </w:pPr>
-      <w:r>
-        <w:t xml:space="preserve">Real recent-quarter margin inflection (27.1% to 31.0% EBITDA margin QoQ) plus a credible near-term catalyst (deferred Rs 237 Cr defense contract) and management guidance to triple revenue by FY30 without major further capex</w:t>
+        <w:t xml:space="preserve">Technical Read (Weekly / Monthly MACD + Bollinger Bands, or RSI/CCI/Williams %R proxy)</w:t>
+      </w:r>
+    </w:p>
+    <w:p>
+      <w:pPr>
+        <w:spacing w:after="120"/>
+      </w:pPr>
+      <w:r>
+        <w:t xml:space="preserve">Not checked -- recent IPO with a thin, narrow trading history (52-week range Rs 548-659.5), not enough chart history for a meaningful technical read.</w:t>
       </w:r>
     </w:p>
     <w:p>
@@ -366,33 +2647,36 @@
         <w:spacing w:after="120" w:before="280"/>
       </w:pPr>
       <w:r>
-        <w:t xml:space="preserve">Bear Case / Key Risks</w:t>
-      </w:r>
-    </w:p>
-    <w:p>
-      <w:pPr>
-        <w:pStyle w:val="ListParagraph"/>
-        <w:numPr>
-          <w:ilvl w:val="0"/>
-          <w:numId w:val="1"/>
-        </w:numPr>
-        <w:spacing w:after="60"/>
-      </w:pPr>
-      <w:r>
-        <w:t xml:space="preserve">FY26 revenue decline and the FY30 guidance are management-asserted, not yet confirmed by more than one quarter of data -- classic unconfirmed-inflection risk</w:t>
-      </w:r>
-    </w:p>
-    <w:p>
-      <w:pPr>
-        <w:pStyle w:val="ListParagraph"/>
-        <w:numPr>
-          <w:ilvl w:val="0"/>
-          <w:numId w:val="1"/>
-        </w:numPr>
-        <w:spacing w:after="60"/>
-      </w:pPr>
-      <w:r>
-        <w:t xml:space="preserve">High defense-procurement dependency (~55% of FY26 revenue), customer concentration (top 10 = ~59.5% of sales), and Taiwan-concentrated raw material sourcing (~78% of imports) are real, disclosed risk factors; 100% OFS IPO means no fresh growth capital came in</w:t>
+        <w:t xml:space="preserve">ValuePickr Community Signal</w:t>
+      </w:r>
+    </w:p>
+    <w:p>
+      <w:pPr>
+        <w:spacing w:after="120"/>
+      </w:pPr>
+      <w:r>
+        <w:t xml:space="preserve">Read the full thread (4 posts, brand-new topic started 2026-08-23). Opening post is a detailed, well-sourced bull write-up by Md_Uzair (non-trusted, self-identified Research Analyst at Aveksat Financial Advisory, discloses being invested). Trusted user Satishwe (elevated-tier) replied twice but with image-only content (likely supporting financial screenshots, not extractable as text) -- no written conviction call to log.</w:t>
+      </w:r>
+    </w:p>
+    <w:p>
+      <w:pPr>
+        <w:spacing w:after="120"/>
+      </w:pPr>
+      <w:r>
+        <w:rPr>
+          <w:b/>
+          <w:bCs/>
+          <w:sz w:val="20"/>
+          <w:szCs w:val="20"/>
+        </w:rPr>
+        <w:t xml:space="preserve">High-conviction call from a top contributor: </w:t>
+      </w:r>
+      <w:r>
+        <w:rPr>
+          <w:sz w:val="20"/>
+          <w:szCs w:val="20"/>
+        </w:rPr>
+        <w:t xml:space="preserve">Only one substantive voice so far (Md_Uzair, not on the trusted roster, but discloses being invested and provides a well-referenced writeup with specific numbers, contracts, and competitor mapping). Satishwe (trusted) engaged with images but no text commentary -- can't be logged as a conviction call without content.</w:t>
       </w:r>
     </w:p>
     <w:p>
@@ -401,6 +2685,171 @@
         <w:spacing w:after="120" w:before="280"/>
       </w:pPr>
       <w:r>
+        <w:t xml:space="preserve">BSE Corporate Actions / Other Red Flags</w:t>
+      </w:r>
+    </w:p>
+    <w:p>
+      <w:pPr>
+        <w:spacing w:after="120"/>
+      </w:pPr>
+      <w:r>
+        <w:t xml:space="preserve">Not checked. Note: 100% OFS IPO (no fresh capital raised by the company); promoter holding diluted 90.5% to 75.7% post-listing; pre-IPO CCPS round (Sept 2025) included WhiteOak, Motilal Oswal, Edelweiss, Spark at a Rs 3,800 Cr valuation.</w:t>
+      </w:r>
+    </w:p>
+    <w:p>
+      <w:pPr>
+        <w:pStyle w:val="Heading1"/>
+        <w:spacing w:after="120" w:before="280"/>
+      </w:pPr>
+      <w:r>
+        <w:t xml:space="preserve">Bull Case</w:t>
+      </w:r>
+    </w:p>
+    <w:p>
+      <w:pPr>
+        <w:pStyle w:val="ListParagraph"/>
+        <w:numPr>
+          <w:ilvl w:val="0"/>
+          <w:numId w:val="1"/>
+        </w:numPr>
+        <w:spacing w:after="60"/>
+      </w:pPr>
+      <w:r>
+        <w:t xml:space="preserve">Genuine, hard-to-replicate niche monopoly: military parachute fabrics, DRDO/ADRDE tech-transfer partner, Gaganyaan re-entry-module fabric/parachute-system partner, exclusive Indian licensee for Airborne Systems USA; 2-5yr customer qualification cycles create high switching costs</w:t>
+      </w:r>
+    </w:p>
+    <w:p>
+      <w:pPr>
+        <w:pStyle w:val="ListParagraph"/>
+        <w:numPr>
+          <w:ilvl w:val="0"/>
+          <w:numId w:val="1"/>
+        </w:numPr>
+        <w:spacing w:after="60"/>
+      </w:pPr>
+      <w:r>
+        <w:t xml:space="preserve">Real Q1 FY27 inflection: revenue +102% YoY and EBITDA margin ~22% -&gt; 31% YoY as finished-parachute (higher-value 'solutions') contracts ramp</w:t>
+      </w:r>
+    </w:p>
+    <w:p>
+      <w:pPr>
+        <w:pStyle w:val="ListParagraph"/>
+        <w:numPr>
+          <w:ilvl w:val="0"/>
+          <w:numId w:val="1"/>
+        </w:numPr>
+        <w:spacing w:after="60"/>
+      </w:pPr>
+      <w:r>
+        <w:t xml:space="preserve">Operating-leverage runway: utilisation only 55-60% on capacity that was fully built last year, and no major capex needed FY27-28 -- incremental revenue should be high-drop-through</w:t>
+      </w:r>
+    </w:p>
+    <w:p>
+      <w:pPr>
+        <w:pStyle w:val="ListParagraph"/>
+        <w:numPr>
+          <w:ilvl w:val="0"/>
+          <w:numId w:val="1"/>
+        </w:numPr>
+        <w:spacing w:after="60"/>
+      </w:pPr>
+      <w:r>
+        <w:t xml:space="preserve">Structural defence tailwind: import-substitution mandate, Make-in-India defence procurement, and elevated global defence spending</w:t>
+      </w:r>
+    </w:p>
+    <w:p>
+      <w:pPr>
+        <w:pStyle w:val="Heading1"/>
+        <w:spacing w:after="120" w:before="280"/>
+      </w:pPr>
+      <w:r>
+        <w:t xml:space="preserve">Bear Case / Key Risks</w:t>
+      </w:r>
+    </w:p>
+    <w:p>
+      <w:pPr>
+        <w:pStyle w:val="ListParagraph"/>
+        <w:numPr>
+          <w:ilvl w:val="0"/>
+          <w:numId w:val="1"/>
+        </w:numPr>
+        <w:spacing w:after="60"/>
+      </w:pPr>
+      <w:r>
+        <w:t xml:space="preserve">Lumpy, government-tender-driven revenue: FY24 +51%, FY25 +70%, FY26 -16%, Q1 FY27 +102%, Q1 down 21% QoQ -- one strong quarter is not a confirmed trend</w:t>
+      </w:r>
+    </w:p>
+    <w:p>
+      <w:pPr>
+        <w:pStyle w:val="ListParagraph"/>
+        <w:numPr>
+          <w:ilvl w:val="0"/>
+          <w:numId w:val="1"/>
+        </w:numPr>
+        <w:spacing w:after="60"/>
+      </w:pPr>
+      <w:r>
+        <w:t xml:space="preserve">Management explicitly declined to give any FY27/FY30 guidance and refused to disclose the executable order book on the Q1 FY27 call -- limited forward visibility and a transparency limitation for a freshly-listed name</w:t>
+      </w:r>
+    </w:p>
+    <w:p>
+      <w:pPr>
+        <w:pStyle w:val="ListParagraph"/>
+        <w:numPr>
+          <w:ilvl w:val="0"/>
+          <w:numId w:val="1"/>
+        </w:numPr>
+        <w:spacing w:after="60"/>
+      </w:pPr>
+      <w:r>
+        <w:t xml:space="preserve">100% OFS IPO -- promoters sold Rs 650 Cr, zero fresh growth capital raised by the company; promoter holding at the 75% floor</w:t>
+      </w:r>
+    </w:p>
+    <w:p>
+      <w:pPr>
+        <w:pStyle w:val="ListParagraph"/>
+        <w:numPr>
+          <w:ilvl w:val="0"/>
+          <w:numId w:val="1"/>
+        </w:numPr>
+        <w:spacing w:after="60"/>
+      </w:pPr>
+      <w:r>
+        <w:t xml:space="preserve">Working-capital intensity: debtor days spiked to 117 from 59; ~90% of the business is gated on multi-year product approvals</w:t>
+      </w:r>
+    </w:p>
+    <w:p>
+      <w:pPr>
+        <w:pStyle w:val="ListParagraph"/>
+        <w:numPr>
+          <w:ilvl w:val="0"/>
+          <w:numId w:val="1"/>
+        </w:numPr>
+        <w:spacing w:after="60"/>
+      </w:pPr>
+      <w:r>
+        <w:t xml:space="preserve">P/E ~47x trailing (~28-33x on an unconfirmed annualised run-rate) is not cheap for a lumpy, approval-gated niche supplier</w:t>
+      </w:r>
+    </w:p>
+    <w:p>
+      <w:pPr>
+        <w:pStyle w:val="ListParagraph"/>
+        <w:numPr>
+          <w:ilvl w:val="0"/>
+          <w:numId w:val="1"/>
+        </w:numPr>
+        <w:spacing w:after="60"/>
+      </w:pPr>
+      <w:r>
+        <w:t xml:space="preserve">Customer / sourcing concentration (defence procurement dependence; Taiwan-concentrated raw-material imports) are disclosed risk factors</w:t>
+      </w:r>
+    </w:p>
+    <w:p>
+      <w:pPr>
+        <w:pStyle w:val="Heading1"/>
+        <w:spacing w:after="120" w:before="280"/>
+      </w:pPr>
+      <w:r>
         <w:t xml:space="preserve">Market-Cap Tier (informational — not a gate in this project)</w:t>
       </w:r>
     </w:p>
@@ -413,7 +2862,7 @@
           <w:b/>
           <w:bCs/>
         </w:rPr>
-        <w:t xml:space="preserve">Small/Mid-cap (~Rs 6,010 Cr)</w:t>
+        <w:t xml:space="preserve">Small/Mid-cap (~Rs 5,925 Cr)</w:t>
       </w:r>
     </w:p>
     <w:p>
@@ -441,6 +2890,34 @@
     </w:p>
     <w:p>
       <w:pPr>
+        <w:spacing w:after="120"/>
+      </w:pPr>
+      <w:r>
+        <w:rPr>
+          <w:color w:val="666666"/>
+          <w:sz w:val="20"/>
+          <w:szCs w:val="20"/>
+        </w:rPr>
+        <w:t xml:space="preserve">4-box gate — tailwind: yes · TAM: weak · moat: yes · valuation: weak  (score 3 / 4)</w:t>
+      </w:r>
+    </w:p>
+    <w:p>
+      <w:pPr>
+        <w:spacing w:after="120"/>
+      </w:pPr>
+      <w:r>
+        <w:rPr>
+          <w:i/>
+          <w:iCs/>
+          <w:color w:val="666666"/>
+          <w:sz w:val="20"/>
+          <w:szCs w:val="20"/>
+        </w:rPr>
+        <w:t xml:space="preserve">Defence/aerospace import-substitution is a real structural tailwind and the parachute-fabric monopoly (DRDO/ADRDE tech-transfer, 2-5yr qualification cycles, Airborne Systems USA licensee) is a genuine moat. TAM weak: a narrow niche with lumpy, tender-gated demand and management that won't quantify the order book. Valuation weak: ~47x trailing (~28-33x on an unconfirmed run-rate) with a 100% OFS float. tailwind+moat carry it to 3.0 -&gt; 10x-in-2-3-years permitted at Low-Medium conviction, unconfirmed.</w:t>
+      </w:r>
+    </w:p>
+    <w:p>
+      <w:pPr>
         <w:pStyle w:val="Heading1"/>
         <w:spacing w:after="120" w:before="280"/>
       </w:pPr>
@@ -459,33 +2936,59 @@
           <w:sz w:val="24"/>
           <w:szCs w:val="24"/>
         </w:rPr>
-        <w:t xml:space="preserve">Credible niche-monopoly inflection story, but conviction capped by single-quarter confirmation and IPO freshness</w:t>
-      </w:r>
-    </w:p>
-    <w:p>
-      <w:pPr>
-        <w:pStyle w:val="ListParagraph"/>
-        <w:numPr>
-          <w:ilvl w:val="0"/>
-          <w:numId w:val="1"/>
-        </w:numPr>
-        <w:spacing w:after="60"/>
-      </w:pPr>
-      <w:r>
-        <w:t xml:space="preserve">Per the recent-quarter-over-trailing-average rule: a weak FY26 headline number is explained by a specific, credible temporary cause (order deferral + capacity build-out) and is already showing a real one-quarter margin inflection, so it clears the bar for a low/medium-conviction 10x case rather than being dismissed as simply weak</w:t>
-      </w:r>
-    </w:p>
-    <w:p>
-      <w:pPr>
-        <w:pStyle w:val="ListParagraph"/>
-        <w:numPr>
-          <w:ilvl w:val="0"/>
-          <w:numId w:val="1"/>
-        </w:numPr>
-        <w:spacing w:after="60"/>
-      </w:pPr>
-      <w:r>
-        <w:t xml:space="preserve">No trusted-roster user has yet posted written conviction on this name -- the only detailed case comes from a self-disclosed invested analyst, not the community's most-trusted voices -- so conviction stays capped at Low-Medium pending confirmation</w:t>
+        <w:t xml:space="preserve">Credible niche-monopoly inflection now visible in one quarter's numbers, but conviction capped by lumpy government-order revenue, IPO freshness, and a management that won't guide or show its order book</w:t>
+      </w:r>
+    </w:p>
+    <w:p>
+      <w:pPr>
+        <w:pStyle w:val="ListParagraph"/>
+        <w:numPr>
+          <w:ilvl w:val="0"/>
+          <w:numId w:val="1"/>
+        </w:numPr>
+        <w:spacing w:after="60"/>
+      </w:pPr>
+      <w:r>
+        <w:t xml:space="preserve">Small/mid-cap live-inflection rule: a weak FY26 headline is explained by a specific temporary cause (defence-order deferral + capacity build-out) and Q1 FY27 now shows a real revenue (+102% YoY) and margin (22% -&gt; 31%) inflection, so this clears the bar for a Low/Medium-conviction 10x case rather than a 'neither'</w:t>
+      </w:r>
+    </w:p>
+    <w:p>
+      <w:pPr>
+        <w:pStyle w:val="ListParagraph"/>
+        <w:numPr>
+          <w:ilvl w:val="0"/>
+          <w:numId w:val="1"/>
+        </w:numPr>
+        <w:spacing w:after="60"/>
+      </w:pPr>
+      <w:r>
+        <w:t xml:space="preserve">four_box score 3.0 (tailwind + moat clear; tam and valuation weak) supports the return-magnitude label; the niche monopoly and 55-60% utilisation give a genuine operating-leverage runway</w:t>
+      </w:r>
+    </w:p>
+    <w:p>
+      <w:pPr>
+        <w:pStyle w:val="ListParagraph"/>
+        <w:numPr>
+          <w:ilvl w:val="0"/>
+          <w:numId w:val="1"/>
+        </w:numPr>
+        <w:spacing w:after="60"/>
+      </w:pPr>
+      <w:r>
+        <w:t xml:space="preserve">Conviction held at Low-Medium: the inflection is one quarter old, the IPO was 100% OFS (no growth capital, fresh float), revenue is lumpy and tender-gated, and management's refusal to guide or disclose the order book removes the corroboration that would justify anything higher</w:t>
+      </w:r>
+    </w:p>
+    <w:p>
+      <w:pPr>
+        <w:pStyle w:val="ListParagraph"/>
+        <w:numPr>
+          <w:ilvl w:val="0"/>
+          <w:numId w:val="1"/>
+        </w:numPr>
+        <w:spacing w:after="60"/>
+      </w:pPr>
+      <w:r>
+        <w:t xml:space="preserve">No red-flag tier -- the disclosure limitation is a soft negative framed as genuine uncertainty, not governance failure; revisit after 2-3 quarters confirm (or break) the parachute-solutions ramp</w:t>
       </w:r>
     </w:p>
     <w:p>
